--- a/projeto_gerenciamento/Pequenas anotações.docx
+++ b/projeto_gerenciamento/Pequenas anotações.docx
@@ -284,7 +284,2397 @@
       </w:r>
     </w:p>
     <w:p/>
+    <w:p>
+      <w:r>
+        <w:br w:type="page"/>
+      </w:r>
+    </w:p>
+    <w:p>
+      <w:pPr>
+        <w:rPr>
+          <w:b/>
+          <w:bCs/>
+        </w:rPr>
+      </w:pPr>
+      <w:r>
+        <w:rPr>
+          <w:b/>
+          <w:bCs/>
+        </w:rPr>
+        <w:lastRenderedPageBreak/>
+        <w:t>Porque dividir o projeto em várias partes?</w:t>
+      </w:r>
+    </w:p>
+    <w:p>
+      <w:pPr>
+        <w:rPr>
+          <w:b/>
+          <w:bCs/>
+        </w:rPr>
+      </w:pPr>
+      <w:r>
+        <w:rPr>
+          <w:b/>
+          <w:bCs/>
+        </w:rPr>
+        <w:t>Visão geral da arquitetura</w:t>
+      </w:r>
+    </w:p>
+    <w:p>
+      <w:r>
+        <w:t xml:space="preserve">A ideia é </w:t>
+      </w:r>
+      <w:r>
+        <w:rPr>
+          <w:b/>
+          <w:bCs/>
+        </w:rPr>
+        <w:t>separar responsabilidades</w:t>
+      </w:r>
+      <w:r>
+        <w:t>.</w:t>
+      </w:r>
+    </w:p>
+    <w:p>
+      <w:r>
+        <w:t>Em vez de colocar tudo em um único arquivo, você divide o sistema em camadas:</w:t>
+      </w:r>
+    </w:p>
+    <w:p>
+      <w:pPr>
+        <w:jc w:val="center"/>
+      </w:pPr>
+      <w:r>
+        <w:drawing>
+          <wp:inline distT="0" distB="0" distL="0" distR="0" wp14:anchorId="611D3DEC" wp14:editId="39DD7BD9">
+            <wp:extent cx="2972215" cy="952633"/>
+            <wp:effectExtent l="0" t="0" r="0" b="0"/>
+            <wp:docPr id="1389193774" name="Imagem 1"/>
+            <wp:cNvGraphicFramePr>
+              <a:graphicFrameLocks xmlns:a="http://schemas.openxmlformats.org/drawingml/2006/main" noChangeAspect="1"/>
+            </wp:cNvGraphicFramePr>
+            <a:graphic xmlns:a="http://schemas.openxmlformats.org/drawingml/2006/main">
+              <a:graphicData uri="http://schemas.openxmlformats.org/drawingml/2006/picture">
+                <pic:pic xmlns:pic="http://schemas.openxmlformats.org/drawingml/2006/picture">
+                  <pic:nvPicPr>
+                    <pic:cNvPr id="1389193774" name=""/>
+                    <pic:cNvPicPr/>
+                  </pic:nvPicPr>
+                  <pic:blipFill>
+                    <a:blip r:embed="rId5"/>
+                    <a:stretch>
+                      <a:fillRect/>
+                    </a:stretch>
+                  </pic:blipFill>
+                  <pic:spPr>
+                    <a:xfrm>
+                      <a:off x="0" y="0"/>
+                      <a:ext cx="2972215" cy="952633"/>
+                    </a:xfrm>
+                    <a:prstGeom prst="rect">
+                      <a:avLst/>
+                    </a:prstGeom>
+                  </pic:spPr>
+                </pic:pic>
+              </a:graphicData>
+            </a:graphic>
+          </wp:inline>
+        </w:drawing>
+      </w:r>
+    </w:p>
+    <w:p>
+      <w:pPr>
+        <w:jc w:val="center"/>
+      </w:pPr>
+      <w:r>
+        <w:t>Cada camada tem uma função específica.</w:t>
+      </w:r>
+    </w:p>
+    <w:p>
+      <w:r>
+        <w:pict w14:anchorId="1D7C6266">
+          <v:rect id="_x0000_i1188" style="width:0;height:1.5pt" o:hralign="center" o:hrstd="t" o:hr="t" fillcolor="#a0a0a0" stroked="f"/>
+        </w:pict>
+      </w:r>
+    </w:p>
+    <w:p>
+      <w:pPr>
+        <w:rPr>
+          <w:b/>
+          <w:bCs/>
+        </w:rPr>
+      </w:pPr>
+      <w:r>
+        <w:rPr>
+          <w:b/>
+          <w:bCs/>
+        </w:rPr>
+        <w:t xml:space="preserve">1) </w:t>
+      </w:r>
+      <w:proofErr w:type="spellStart"/>
+      <w:r>
+        <w:rPr>
+          <w:b/>
+          <w:bCs/>
+        </w:rPr>
+        <w:t>views</w:t>
+      </w:r>
+      <w:proofErr w:type="spellEnd"/>
+      <w:r>
+        <w:rPr>
+          <w:b/>
+          <w:bCs/>
+        </w:rPr>
+        <w:t xml:space="preserve"> → recebe e responde requisições</w:t>
+      </w:r>
+    </w:p>
+    <w:p>
+      <w:r>
+        <w:t xml:space="preserve">A </w:t>
+      </w:r>
+      <w:proofErr w:type="spellStart"/>
+      <w:r>
+        <w:t>view</w:t>
+      </w:r>
+      <w:proofErr w:type="spellEnd"/>
+      <w:r>
+        <w:t xml:space="preserve"> é a </w:t>
+      </w:r>
+      <w:r>
+        <w:rPr>
+          <w:b/>
+          <w:bCs/>
+        </w:rPr>
+        <w:t>porta de entrada da API</w:t>
+      </w:r>
+      <w:r>
+        <w:t>.</w:t>
+      </w:r>
+    </w:p>
+    <w:p>
+      <w:r>
+        <w:t>Ela conversa com o mundo externo (</w:t>
+      </w:r>
+      <w:proofErr w:type="spellStart"/>
+      <w:r>
+        <w:t>Postman</w:t>
+      </w:r>
+      <w:proofErr w:type="spellEnd"/>
+      <w:r>
+        <w:t xml:space="preserve">, </w:t>
+      </w:r>
+      <w:proofErr w:type="spellStart"/>
+      <w:r>
+        <w:t>Flutter</w:t>
+      </w:r>
+      <w:proofErr w:type="spellEnd"/>
+      <w:r>
+        <w:t xml:space="preserve">, navegador, </w:t>
+      </w:r>
+      <w:proofErr w:type="spellStart"/>
+      <w:r>
+        <w:t>etc</w:t>
+      </w:r>
+      <w:proofErr w:type="spellEnd"/>
+      <w:r>
+        <w:t>).</w:t>
+      </w:r>
+    </w:p>
+    <w:p>
+      <w:r>
+        <w:t>É onde chegam:</w:t>
+      </w:r>
+    </w:p>
+    <w:p>
+      <w:pPr>
+        <w:numPr>
+          <w:ilvl w:val="0"/>
+          <w:numId w:val="1"/>
+        </w:numPr>
+      </w:pPr>
+      <w:r>
+        <w:t>GET</w:t>
+      </w:r>
+    </w:p>
+    <w:p>
+      <w:pPr>
+        <w:numPr>
+          <w:ilvl w:val="0"/>
+          <w:numId w:val="1"/>
+        </w:numPr>
+      </w:pPr>
+      <w:r>
+        <w:t>POST</w:t>
+      </w:r>
+    </w:p>
+    <w:p>
+      <w:pPr>
+        <w:numPr>
+          <w:ilvl w:val="0"/>
+          <w:numId w:val="1"/>
+        </w:numPr>
+      </w:pPr>
+      <w:r>
+        <w:t>PUT</w:t>
+      </w:r>
+    </w:p>
+    <w:p>
+      <w:pPr>
+        <w:numPr>
+          <w:ilvl w:val="0"/>
+          <w:numId w:val="1"/>
+        </w:numPr>
+      </w:pPr>
+      <w:r>
+        <w:t>DELETE</w:t>
+      </w:r>
+    </w:p>
+    <w:p>
+      <w:r>
+        <w:t>No seu caso:</w:t>
+      </w:r>
+    </w:p>
+    <w:p>
+      <w:proofErr w:type="spellStart"/>
+      <w:r>
+        <w:t>class</w:t>
+      </w:r>
+      <w:proofErr w:type="spellEnd"/>
+      <w:r>
+        <w:t xml:space="preserve"> </w:t>
+      </w:r>
+      <w:proofErr w:type="spellStart"/>
+      <w:proofErr w:type="gramStart"/>
+      <w:r>
+        <w:t>ContaList</w:t>
+      </w:r>
+      <w:proofErr w:type="spellEnd"/>
+      <w:r>
+        <w:t>(</w:t>
+      </w:r>
+      <w:proofErr w:type="spellStart"/>
+      <w:proofErr w:type="gramEnd"/>
+      <w:r>
+        <w:t>Resource</w:t>
+      </w:r>
+      <w:proofErr w:type="spellEnd"/>
+      <w:r>
+        <w:t>):</w:t>
+      </w:r>
+    </w:p>
+    <w:p>
+      <w:r>
+        <w:t xml:space="preserve">    </w:t>
+      </w:r>
+      <w:proofErr w:type="spellStart"/>
+      <w:r>
+        <w:t>def</w:t>
+      </w:r>
+      <w:proofErr w:type="spellEnd"/>
+      <w:r>
+        <w:t xml:space="preserve"> post(self):</w:t>
+      </w:r>
+    </w:p>
+    <w:p>
+      <w:r>
+        <w:t>Aqui você está dizendo:</w:t>
+      </w:r>
+    </w:p>
+    <w:p>
+      <w:r>
+        <w:t>“quando alguém fizer POST em /contas, execute esse método”</w:t>
+      </w:r>
+    </w:p>
+    <w:p>
+      <w:r>
+        <w:pict w14:anchorId="47D7A285">
+          <v:rect id="_x0000_i1189" style="width:0;height:1.5pt" o:hralign="center" o:hrstd="t" o:hr="t" fillcolor="#a0a0a0" stroked="f"/>
+        </w:pict>
+      </w:r>
+    </w:p>
+    <w:p>
+      <w:pPr>
+        <w:rPr>
+          <w:b/>
+          <w:bCs/>
+        </w:rPr>
+      </w:pPr>
+      <w:r>
+        <w:rPr>
+          <w:b/>
+          <w:bCs/>
+        </w:rPr>
+        <w:t xml:space="preserve">Responsabilidade da </w:t>
+      </w:r>
+      <w:proofErr w:type="spellStart"/>
+      <w:r>
+        <w:rPr>
+          <w:b/>
+          <w:bCs/>
+        </w:rPr>
+        <w:t>view</w:t>
+      </w:r>
+      <w:proofErr w:type="spellEnd"/>
+    </w:p>
+    <w:p>
+      <w:r>
+        <w:t xml:space="preserve">A </w:t>
+      </w:r>
+      <w:proofErr w:type="spellStart"/>
+      <w:r>
+        <w:t>view</w:t>
+      </w:r>
+      <w:proofErr w:type="spellEnd"/>
+      <w:r>
+        <w:t xml:space="preserve"> deve:</w:t>
+      </w:r>
+    </w:p>
+    <w:p>
+      <w:pPr>
+        <w:numPr>
+          <w:ilvl w:val="0"/>
+          <w:numId w:val="2"/>
+        </w:numPr>
+      </w:pPr>
+      <w:r>
+        <w:t>receber dados da requisição</w:t>
+      </w:r>
+    </w:p>
+    <w:p>
+      <w:pPr>
+        <w:numPr>
+          <w:ilvl w:val="0"/>
+          <w:numId w:val="2"/>
+        </w:numPr>
+      </w:pPr>
+      <w:r>
+        <w:t>validar entrada</w:t>
+      </w:r>
+    </w:p>
+    <w:p>
+      <w:pPr>
+        <w:numPr>
+          <w:ilvl w:val="0"/>
+          <w:numId w:val="2"/>
+        </w:numPr>
+      </w:pPr>
+      <w:r>
+        <w:t xml:space="preserve">chamar o </w:t>
+      </w:r>
+      <w:proofErr w:type="spellStart"/>
+      <w:r>
+        <w:t>service</w:t>
+      </w:r>
+      <w:proofErr w:type="spellEnd"/>
+    </w:p>
+    <w:p>
+      <w:pPr>
+        <w:numPr>
+          <w:ilvl w:val="0"/>
+          <w:numId w:val="2"/>
+        </w:numPr>
+      </w:pPr>
+      <w:r>
+        <w:lastRenderedPageBreak/>
+        <w:t>devolver resposta HTTP</w:t>
+      </w:r>
+    </w:p>
+    <w:p>
+      <w:r>
+        <w:t>Exemplo do seu código:</w:t>
+      </w:r>
+    </w:p>
+    <w:p>
+      <w:r>
+        <w:t xml:space="preserve">nome = </w:t>
+      </w:r>
+      <w:proofErr w:type="spellStart"/>
+      <w:proofErr w:type="gramStart"/>
+      <w:r>
+        <w:t>request.json</w:t>
+      </w:r>
+      <w:proofErr w:type="spellEnd"/>
+      <w:proofErr w:type="gramEnd"/>
+      <w:r>
+        <w:t>['nome']</w:t>
+      </w:r>
+    </w:p>
+    <w:p>
+      <w:r>
+        <w:t>recebe dados</w:t>
+      </w:r>
+    </w:p>
+    <w:p>
+      <w:r>
+        <w:t xml:space="preserve">resultado = </w:t>
+      </w:r>
+      <w:proofErr w:type="spellStart"/>
+      <w:r>
+        <w:t>conta_</w:t>
+      </w:r>
+      <w:proofErr w:type="gramStart"/>
+      <w:r>
+        <w:t>service.cadastrar</w:t>
+      </w:r>
+      <w:proofErr w:type="gramEnd"/>
+      <w:r>
+        <w:t>_conta</w:t>
+      </w:r>
+      <w:proofErr w:type="spellEnd"/>
+      <w:r>
+        <w:t>(</w:t>
+      </w:r>
+      <w:proofErr w:type="spellStart"/>
+      <w:r>
+        <w:t>conta_nova</w:t>
+      </w:r>
+      <w:proofErr w:type="spellEnd"/>
+      <w:r>
+        <w:t>)</w:t>
+      </w:r>
+    </w:p>
+    <w:p>
+      <w:r>
+        <w:t>chama regra de negócio</w:t>
+      </w:r>
+    </w:p>
+    <w:p>
+      <w:proofErr w:type="spellStart"/>
+      <w:r>
+        <w:t>return</w:t>
+      </w:r>
+      <w:proofErr w:type="spellEnd"/>
+      <w:r>
+        <w:t xml:space="preserve"> </w:t>
+      </w:r>
+      <w:proofErr w:type="spellStart"/>
+      <w:r>
+        <w:t>make_response</w:t>
+      </w:r>
+      <w:proofErr w:type="spellEnd"/>
+      <w:r>
+        <w:t>(</w:t>
+      </w:r>
+      <w:proofErr w:type="spellStart"/>
+      <w:proofErr w:type="gramStart"/>
+      <w:r>
+        <w:t>cs.jsonify</w:t>
+      </w:r>
+      <w:proofErr w:type="spellEnd"/>
+      <w:proofErr w:type="gramEnd"/>
+      <w:r>
+        <w:t>(resultado), 201)</w:t>
+      </w:r>
+    </w:p>
+    <w:p>
+      <w:r>
+        <w:t>devolve resposta</w:t>
+      </w:r>
+    </w:p>
+    <w:p>
+      <w:r>
+        <w:pict w14:anchorId="36829C63">
+          <v:rect id="_x0000_i1190" style="width:0;height:1.5pt" o:hralign="center" o:hrstd="t" o:hr="t" fillcolor="#a0a0a0" stroked="f"/>
+        </w:pict>
+      </w:r>
+    </w:p>
+    <w:p>
+      <w:pPr>
+        <w:rPr>
+          <w:b/>
+          <w:bCs/>
+        </w:rPr>
+      </w:pPr>
+      <w:r>
+        <w:rPr>
+          <w:b/>
+          <w:bCs/>
+        </w:rPr>
+        <w:t xml:space="preserve">O que NÃO deve ficar na </w:t>
+      </w:r>
+      <w:proofErr w:type="spellStart"/>
+      <w:r>
+        <w:rPr>
+          <w:b/>
+          <w:bCs/>
+        </w:rPr>
+        <w:t>view</w:t>
+      </w:r>
+      <w:proofErr w:type="spellEnd"/>
+    </w:p>
+    <w:p>
+      <w:r>
+        <w:t>Evite colocar:</w:t>
+      </w:r>
+    </w:p>
+    <w:p>
+      <w:pPr>
+        <w:numPr>
+          <w:ilvl w:val="0"/>
+          <w:numId w:val="3"/>
+        </w:numPr>
+      </w:pPr>
+      <w:r>
+        <w:t>lógica complexa</w:t>
+      </w:r>
+    </w:p>
+    <w:p>
+      <w:pPr>
+        <w:numPr>
+          <w:ilvl w:val="0"/>
+          <w:numId w:val="3"/>
+        </w:numPr>
+      </w:pPr>
+      <w:r>
+        <w:t>regras de negócio</w:t>
+      </w:r>
+    </w:p>
+    <w:p>
+      <w:pPr>
+        <w:numPr>
+          <w:ilvl w:val="0"/>
+          <w:numId w:val="3"/>
+        </w:numPr>
+      </w:pPr>
+      <w:r>
+        <w:t>acesso direto ao banco</w:t>
+      </w:r>
+    </w:p>
+    <w:p>
+      <w:r>
+        <w:t>Porque isso deixa a API difícil de manter.</w:t>
+      </w:r>
+    </w:p>
+    <w:p>
+      <w:r>
+        <w:pict w14:anchorId="4BB65429">
+          <v:rect id="_x0000_i1191" style="width:0;height:1.5pt" o:hralign="center" o:hrstd="t" o:hr="t" fillcolor="#a0a0a0" stroked="f"/>
+        </w:pict>
+      </w:r>
+    </w:p>
+    <w:p>
+      <w:pPr>
+        <w:rPr>
+          <w:b/>
+          <w:bCs/>
+        </w:rPr>
+      </w:pPr>
+      <w:r>
+        <w:rPr>
+          <w:b/>
+          <w:bCs/>
+        </w:rPr>
+        <w:t xml:space="preserve">2) </w:t>
+      </w:r>
+      <w:proofErr w:type="spellStart"/>
+      <w:r>
+        <w:rPr>
+          <w:b/>
+          <w:bCs/>
+        </w:rPr>
+        <w:t>services</w:t>
+      </w:r>
+      <w:proofErr w:type="spellEnd"/>
+      <w:r>
+        <w:rPr>
+          <w:b/>
+          <w:bCs/>
+        </w:rPr>
+        <w:t xml:space="preserve"> → regras de negócio</w:t>
+      </w:r>
+    </w:p>
+    <w:p>
+      <w:r>
+        <w:t>Essa é uma das camadas mais importantes.</w:t>
+      </w:r>
+    </w:p>
+    <w:p>
+      <w:r>
+        <w:t xml:space="preserve">O </w:t>
+      </w:r>
+      <w:proofErr w:type="spellStart"/>
+      <w:r>
+        <w:t>service</w:t>
+      </w:r>
+      <w:proofErr w:type="spellEnd"/>
+      <w:r>
+        <w:t xml:space="preserve"> é o </w:t>
+      </w:r>
+      <w:r>
+        <w:rPr>
+          <w:b/>
+          <w:bCs/>
+        </w:rPr>
+        <w:t>cérebro da aplicação</w:t>
+      </w:r>
+      <w:r>
+        <w:t>.</w:t>
+      </w:r>
+    </w:p>
+    <w:p>
+      <w:r>
+        <w:t>Aqui ficam as regras do sistema.</w:t>
+      </w:r>
+    </w:p>
+    <w:p>
+      <w:r>
+        <w:t>Exemplo:</w:t>
+      </w:r>
+    </w:p>
+    <w:p>
+      <w:proofErr w:type="spellStart"/>
+      <w:r>
+        <w:t>def</w:t>
+      </w:r>
+      <w:proofErr w:type="spellEnd"/>
+      <w:r>
+        <w:t xml:space="preserve"> </w:t>
+      </w:r>
+      <w:proofErr w:type="spellStart"/>
+      <w:r>
+        <w:t>cadastrar_conta</w:t>
+      </w:r>
+      <w:proofErr w:type="spellEnd"/>
+      <w:r>
+        <w:t>(conta):</w:t>
+      </w:r>
+    </w:p>
+    <w:p>
+      <w:r>
+        <w:pict w14:anchorId="2CC78CB3">
+          <v:rect id="_x0000_i1192" style="width:0;height:1.5pt" o:hralign="center" o:hrstd="t" o:hr="t" fillcolor="#a0a0a0" stroked="f"/>
+        </w:pict>
+      </w:r>
+    </w:p>
+    <w:p>
+      <w:pPr>
+        <w:rPr>
+          <w:b/>
+          <w:bCs/>
+        </w:rPr>
+      </w:pPr>
+      <w:r>
+        <w:rPr>
+          <w:b/>
+          <w:bCs/>
+        </w:rPr>
+        <w:t xml:space="preserve">O que vai no </w:t>
+      </w:r>
+      <w:proofErr w:type="spellStart"/>
+      <w:r>
+        <w:rPr>
+          <w:b/>
+          <w:bCs/>
+        </w:rPr>
+        <w:t>service</w:t>
+      </w:r>
+      <w:proofErr w:type="spellEnd"/>
+    </w:p>
+    <w:p>
+      <w:r>
+        <w:t>Tudo que é “regra do negócio”.</w:t>
+      </w:r>
+    </w:p>
+    <w:p>
+      <w:r>
+        <w:t>Exemplos:</w:t>
+      </w:r>
+    </w:p>
+    <w:p>
+      <w:pPr>
+        <w:numPr>
+          <w:ilvl w:val="0"/>
+          <w:numId w:val="4"/>
+        </w:numPr>
+      </w:pPr>
+      <w:r>
+        <w:t>validar se valor é positivo</w:t>
+      </w:r>
+    </w:p>
+    <w:p>
+      <w:pPr>
+        <w:numPr>
+          <w:ilvl w:val="0"/>
+          <w:numId w:val="4"/>
+        </w:numPr>
+      </w:pPr>
+      <w:r>
+        <w:t>impedir cadastro duplicado</w:t>
+      </w:r>
+    </w:p>
+    <w:p>
+      <w:pPr>
+        <w:numPr>
+          <w:ilvl w:val="0"/>
+          <w:numId w:val="4"/>
+        </w:numPr>
+      </w:pPr>
+      <w:r>
+        <w:lastRenderedPageBreak/>
+        <w:t>calcular juros</w:t>
+      </w:r>
+    </w:p>
+    <w:p>
+      <w:pPr>
+        <w:numPr>
+          <w:ilvl w:val="0"/>
+          <w:numId w:val="4"/>
+        </w:numPr>
+      </w:pPr>
+      <w:r>
+        <w:t>aplicar descontos</w:t>
+      </w:r>
+    </w:p>
+    <w:p>
+      <w:pPr>
+        <w:numPr>
+          <w:ilvl w:val="0"/>
+          <w:numId w:val="4"/>
+        </w:numPr>
+      </w:pPr>
+      <w:r>
+        <w:t>buscar contas vencidas</w:t>
+      </w:r>
+    </w:p>
+    <w:p>
+      <w:pPr>
+        <w:numPr>
+          <w:ilvl w:val="0"/>
+          <w:numId w:val="4"/>
+        </w:numPr>
+      </w:pPr>
+      <w:r>
+        <w:t>somar totais</w:t>
+      </w:r>
+    </w:p>
+    <w:p>
+      <w:r>
+        <w:t>Exemplo:</w:t>
+      </w:r>
+    </w:p>
+    <w:p>
+      <w:proofErr w:type="spellStart"/>
+      <w:r>
+        <w:t>if</w:t>
+      </w:r>
+      <w:proofErr w:type="spellEnd"/>
+      <w:r>
+        <w:t xml:space="preserve"> </w:t>
+      </w:r>
+      <w:proofErr w:type="spellStart"/>
+      <w:proofErr w:type="gramStart"/>
+      <w:r>
+        <w:t>conta.valor</w:t>
+      </w:r>
+      <w:proofErr w:type="spellEnd"/>
+      <w:proofErr w:type="gramEnd"/>
+      <w:r>
+        <w:t xml:space="preserve"> &lt;= 0:</w:t>
+      </w:r>
+    </w:p>
+    <w:p>
+      <w:r>
+        <w:t xml:space="preserve">    </w:t>
+      </w:r>
+      <w:proofErr w:type="spellStart"/>
+      <w:r>
+        <w:t>raise</w:t>
+      </w:r>
+      <w:proofErr w:type="spellEnd"/>
+      <w:r>
+        <w:t xml:space="preserve"> </w:t>
+      </w:r>
+      <w:proofErr w:type="spellStart"/>
+      <w:proofErr w:type="gramStart"/>
+      <w:r>
+        <w:t>Exception</w:t>
+      </w:r>
+      <w:proofErr w:type="spellEnd"/>
+      <w:r>
+        <w:t>(</w:t>
+      </w:r>
+      <w:proofErr w:type="gramEnd"/>
+      <w:r>
+        <w:t>"Valor inválido")</w:t>
+      </w:r>
+    </w:p>
+    <w:p>
+      <w:r>
+        <w:t xml:space="preserve">Isso deve ficar no </w:t>
+      </w:r>
+      <w:proofErr w:type="spellStart"/>
+      <w:r>
+        <w:t>service</w:t>
+      </w:r>
+      <w:proofErr w:type="spellEnd"/>
+      <w:r>
+        <w:t>.</w:t>
+      </w:r>
+    </w:p>
+    <w:p>
+      <w:r>
+        <w:pict w14:anchorId="7E6D86C4">
+          <v:rect id="_x0000_i1193" style="width:0;height:1.5pt" o:hralign="center" o:hrstd="t" o:hr="t" fillcolor="#a0a0a0" stroked="f"/>
+        </w:pict>
+      </w:r>
+    </w:p>
+    <w:p>
+      <w:pPr>
+        <w:rPr>
+          <w:b/>
+          <w:bCs/>
+        </w:rPr>
+      </w:pPr>
+      <w:r>
+        <w:rPr>
+          <w:b/>
+          <w:bCs/>
+        </w:rPr>
+        <w:t>Pensamento prático</w:t>
+      </w:r>
+    </w:p>
+    <w:p>
+      <w:r>
+        <w:t xml:space="preserve">A </w:t>
+      </w:r>
+      <w:proofErr w:type="spellStart"/>
+      <w:r>
+        <w:t>view</w:t>
+      </w:r>
+      <w:proofErr w:type="spellEnd"/>
+      <w:r>
+        <w:t xml:space="preserve"> pergunta:</w:t>
+      </w:r>
+    </w:p>
+    <w:p>
+      <w:r>
+        <w:t>“o que fazer?”</w:t>
+      </w:r>
+    </w:p>
+    <w:p>
+      <w:r>
+        <w:t xml:space="preserve">O </w:t>
+      </w:r>
+      <w:proofErr w:type="spellStart"/>
+      <w:r>
+        <w:t>service</w:t>
+      </w:r>
+      <w:proofErr w:type="spellEnd"/>
+      <w:r>
+        <w:t xml:space="preserve"> responde:</w:t>
+      </w:r>
+    </w:p>
+    <w:p>
+      <w:r>
+        <w:t>“como fazer corretamente?”</w:t>
+      </w:r>
+    </w:p>
+    <w:p>
+      <w:r>
+        <w:pict w14:anchorId="4AD801F1">
+          <v:rect id="_x0000_i1194" style="width:0;height:1.5pt" o:hralign="center" o:hrstd="t" o:hr="t" fillcolor="#a0a0a0" stroked="f"/>
+        </w:pict>
+      </w:r>
+    </w:p>
+    <w:p>
+      <w:pPr>
+        <w:rPr>
+          <w:b/>
+          <w:bCs/>
+        </w:rPr>
+      </w:pPr>
+      <w:r>
+        <w:rPr>
+          <w:b/>
+          <w:bCs/>
+        </w:rPr>
+        <w:t>3) models → estrutura do banco</w:t>
+      </w:r>
+    </w:p>
+    <w:p>
+      <w:r>
+        <w:t xml:space="preserve">O model representa as </w:t>
+      </w:r>
+      <w:r>
+        <w:rPr>
+          <w:b/>
+          <w:bCs/>
+        </w:rPr>
+        <w:t>tabelas do banco de dados</w:t>
+      </w:r>
+      <w:r>
+        <w:t>.</w:t>
+      </w:r>
+    </w:p>
+    <w:p>
+      <w:r>
+        <w:t>Exemplo:</w:t>
+      </w:r>
+    </w:p>
+    <w:p>
+      <w:proofErr w:type="spellStart"/>
+      <w:proofErr w:type="gramStart"/>
+      <w:r>
+        <w:t>class</w:t>
+      </w:r>
+      <w:proofErr w:type="spellEnd"/>
+      <w:r>
+        <w:t xml:space="preserve"> Conta</w:t>
+      </w:r>
+      <w:proofErr w:type="gramEnd"/>
+      <w:r>
+        <w:t>(</w:t>
+      </w:r>
+      <w:proofErr w:type="spellStart"/>
+      <w:proofErr w:type="gramStart"/>
+      <w:r>
+        <w:t>db.Model</w:t>
+      </w:r>
+      <w:proofErr w:type="spellEnd"/>
+      <w:proofErr w:type="gramEnd"/>
+      <w:r>
+        <w:t>):</w:t>
+      </w:r>
+    </w:p>
+    <w:p>
+      <w:r>
+        <w:t>Isso vira uma tabela no banco.</w:t>
+      </w:r>
+    </w:p>
+    <w:p>
+      <w:r>
+        <w:pict w14:anchorId="5BCF5463">
+          <v:rect id="_x0000_i1195" style="width:0;height:1.5pt" o:hralign="center" o:hrstd="t" o:hr="t" fillcolor="#a0a0a0" stroked="f"/>
+        </w:pict>
+      </w:r>
+    </w:p>
+    <w:p>
+      <w:pPr>
+        <w:rPr>
+          <w:b/>
+          <w:bCs/>
+        </w:rPr>
+      </w:pPr>
+      <w:r>
+        <w:rPr>
+          <w:b/>
+          <w:bCs/>
+        </w:rPr>
+        <w:t>Seu model</w:t>
+      </w:r>
+    </w:p>
+    <w:p>
+      <w:r>
+        <w:t xml:space="preserve">id = </w:t>
+      </w:r>
+      <w:proofErr w:type="spellStart"/>
+      <w:proofErr w:type="gramStart"/>
+      <w:r>
+        <w:t>db.Column</w:t>
+      </w:r>
+      <w:proofErr w:type="spellEnd"/>
+      <w:proofErr w:type="gramEnd"/>
+      <w:r>
+        <w:t>(</w:t>
+      </w:r>
+      <w:proofErr w:type="spellStart"/>
+      <w:proofErr w:type="gramStart"/>
+      <w:r>
+        <w:t>db.Integer</w:t>
+      </w:r>
+      <w:proofErr w:type="spellEnd"/>
+      <w:proofErr w:type="gramEnd"/>
+      <w:r>
+        <w:t xml:space="preserve">, </w:t>
+      </w:r>
+      <w:proofErr w:type="spellStart"/>
+      <w:r>
+        <w:t>primary_key</w:t>
+      </w:r>
+      <w:proofErr w:type="spellEnd"/>
+      <w:r>
+        <w:t>=</w:t>
+      </w:r>
+      <w:proofErr w:type="spellStart"/>
+      <w:r>
+        <w:t>True</w:t>
+      </w:r>
+      <w:proofErr w:type="spellEnd"/>
+      <w:r>
+        <w:t>)</w:t>
+      </w:r>
+    </w:p>
+    <w:p>
+      <w:r>
+        <w:t xml:space="preserve">nome = </w:t>
+      </w:r>
+      <w:proofErr w:type="spellStart"/>
+      <w:proofErr w:type="gramStart"/>
+      <w:r>
+        <w:t>db.Column</w:t>
+      </w:r>
+      <w:proofErr w:type="spellEnd"/>
+      <w:proofErr w:type="gramEnd"/>
+      <w:r>
+        <w:t>(</w:t>
+      </w:r>
+      <w:proofErr w:type="spellStart"/>
+      <w:proofErr w:type="gramStart"/>
+      <w:r>
+        <w:t>db.String</w:t>
+      </w:r>
+      <w:proofErr w:type="spellEnd"/>
+      <w:proofErr w:type="gramEnd"/>
+      <w:r>
+        <w:t>(50))</w:t>
+      </w:r>
+    </w:p>
+    <w:p>
+      <w:r>
+        <w:t xml:space="preserve">resumo = </w:t>
+      </w:r>
+      <w:proofErr w:type="spellStart"/>
+      <w:proofErr w:type="gramStart"/>
+      <w:r>
+        <w:t>db.Column</w:t>
+      </w:r>
+      <w:proofErr w:type="spellEnd"/>
+      <w:proofErr w:type="gramEnd"/>
+      <w:r>
+        <w:t>(</w:t>
+      </w:r>
+      <w:proofErr w:type="spellStart"/>
+      <w:proofErr w:type="gramStart"/>
+      <w:r>
+        <w:t>db.String</w:t>
+      </w:r>
+      <w:proofErr w:type="spellEnd"/>
+      <w:proofErr w:type="gramEnd"/>
+      <w:r>
+        <w:t>(100))</w:t>
+      </w:r>
+    </w:p>
+    <w:p>
+      <w:r>
+        <w:t xml:space="preserve">valor = </w:t>
+      </w:r>
+      <w:proofErr w:type="spellStart"/>
+      <w:proofErr w:type="gramStart"/>
+      <w:r>
+        <w:t>db.Column</w:t>
+      </w:r>
+      <w:proofErr w:type="spellEnd"/>
+      <w:proofErr w:type="gramEnd"/>
+      <w:r>
+        <w:t>(</w:t>
+      </w:r>
+      <w:proofErr w:type="spellStart"/>
+      <w:proofErr w:type="gramStart"/>
+      <w:r>
+        <w:t>db.Float</w:t>
+      </w:r>
+      <w:proofErr w:type="spellEnd"/>
+      <w:proofErr w:type="gramEnd"/>
+      <w:r>
+        <w:t>)</w:t>
+      </w:r>
+    </w:p>
+    <w:p>
+      <w:r>
+        <w:t>Isso gera algo como:</w:t>
+      </w:r>
+    </w:p>
     <w:p/>
+    <w:tbl>
+      <w:tblPr>
+        <w:tblStyle w:val="Tabelacomgrade"/>
+        <w:tblW w:w="0" w:type="auto"/>
+        <w:tblLook w:val="04A0" w:firstRow="1" w:lastRow="0" w:firstColumn="1" w:lastColumn="0" w:noHBand="0" w:noVBand="1"/>
+      </w:tblPr>
+      <w:tblGrid>
+        <w:gridCol w:w="404"/>
+        <w:gridCol w:w="790"/>
+        <w:gridCol w:w="969"/>
+        <w:gridCol w:w="718"/>
+      </w:tblGrid>
+      <w:tr>
+        <w:tc>
+          <w:tcPr>
+            <w:tcW w:w="0" w:type="auto"/>
+            <w:hideMark/>
+          </w:tcPr>
+          <w:p>
+            <w:pPr>
+              <w:spacing w:after="160" w:line="278" w:lineRule="auto"/>
+              <w:rPr>
+                <w:b/>
+                <w:bCs/>
+              </w:rPr>
+            </w:pPr>
+            <w:r>
+              <w:rPr>
+                <w:b/>
+                <w:bCs/>
+              </w:rPr>
+              <w:lastRenderedPageBreak/>
+              <w:t>id</w:t>
+            </w:r>
+          </w:p>
+        </w:tc>
+        <w:tc>
+          <w:tcPr>
+            <w:tcW w:w="0" w:type="auto"/>
+            <w:hideMark/>
+          </w:tcPr>
+          <w:p>
+            <w:pPr>
+              <w:spacing w:after="160" w:line="278" w:lineRule="auto"/>
+              <w:rPr>
+                <w:b/>
+                <w:bCs/>
+              </w:rPr>
+            </w:pPr>
+            <w:r>
+              <w:rPr>
+                <w:b/>
+                <w:bCs/>
+              </w:rPr>
+              <w:t>nome</w:t>
+            </w:r>
+          </w:p>
+        </w:tc>
+        <w:tc>
+          <w:tcPr>
+            <w:tcW w:w="0" w:type="auto"/>
+            <w:hideMark/>
+          </w:tcPr>
+          <w:p>
+            <w:pPr>
+              <w:spacing w:after="160" w:line="278" w:lineRule="auto"/>
+              <w:rPr>
+                <w:b/>
+                <w:bCs/>
+              </w:rPr>
+            </w:pPr>
+            <w:r>
+              <w:rPr>
+                <w:b/>
+                <w:bCs/>
+              </w:rPr>
+              <w:t>resumo</w:t>
+            </w:r>
+          </w:p>
+        </w:tc>
+        <w:tc>
+          <w:tcPr>
+            <w:tcW w:w="0" w:type="auto"/>
+            <w:hideMark/>
+          </w:tcPr>
+          <w:p>
+            <w:pPr>
+              <w:spacing w:after="160" w:line="278" w:lineRule="auto"/>
+              <w:rPr>
+                <w:b/>
+                <w:bCs/>
+              </w:rPr>
+            </w:pPr>
+            <w:r>
+              <w:rPr>
+                <w:b/>
+                <w:bCs/>
+              </w:rPr>
+              <w:t>valor</w:t>
+            </w:r>
+          </w:p>
+        </w:tc>
+      </w:tr>
+      <w:tr>
+        <w:tc>
+          <w:tcPr>
+            <w:tcW w:w="0" w:type="auto"/>
+            <w:hideMark/>
+          </w:tcPr>
+          <w:p>
+            <w:pPr>
+              <w:spacing w:after="160" w:line="278" w:lineRule="auto"/>
+            </w:pPr>
+            <w:r>
+              <w:t>1</w:t>
+            </w:r>
+          </w:p>
+        </w:tc>
+        <w:tc>
+          <w:tcPr>
+            <w:tcW w:w="0" w:type="auto"/>
+            <w:hideMark/>
+          </w:tcPr>
+          <w:p>
+            <w:pPr>
+              <w:spacing w:after="160" w:line="278" w:lineRule="auto"/>
+            </w:pPr>
+            <w:r>
+              <w:t>Água</w:t>
+            </w:r>
+          </w:p>
+        </w:tc>
+        <w:tc>
+          <w:tcPr>
+            <w:tcW w:w="0" w:type="auto"/>
+            <w:hideMark/>
+          </w:tcPr>
+          <w:p>
+            <w:pPr>
+              <w:spacing w:after="160" w:line="278" w:lineRule="auto"/>
+            </w:pPr>
+            <w:r>
+              <w:t>Abril</w:t>
+            </w:r>
+          </w:p>
+        </w:tc>
+        <w:tc>
+          <w:tcPr>
+            <w:tcW w:w="0" w:type="auto"/>
+            <w:hideMark/>
+          </w:tcPr>
+          <w:p>
+            <w:pPr>
+              <w:spacing w:after="160" w:line="278" w:lineRule="auto"/>
+            </w:pPr>
+            <w:r>
+              <w:t>90.0</w:t>
+            </w:r>
+          </w:p>
+        </w:tc>
+      </w:tr>
+    </w:tbl>
+    <w:p>
+      <w:r>
+        <w:pict w14:anchorId="3BE55200">
+          <v:rect id="_x0000_i1196" style="width:0;height:1.5pt" o:hralign="center" o:hrstd="t" o:hr="t" fillcolor="#a0a0a0" stroked="f"/>
+        </w:pict>
+      </w:r>
+    </w:p>
+    <w:p>
+      <w:pPr>
+        <w:rPr>
+          <w:b/>
+          <w:bCs/>
+        </w:rPr>
+      </w:pPr>
+      <w:r>
+        <w:rPr>
+          <w:b/>
+          <w:bCs/>
+        </w:rPr>
+        <w:t>Resumo</w:t>
+      </w:r>
+    </w:p>
+    <w:p>
+      <w:r>
+        <w:t>Model = estrutura persistida no banco</w:t>
+      </w:r>
+    </w:p>
+    <w:p>
+      <w:r>
+        <w:t>É a camada de armazenamento.</w:t>
+      </w:r>
+    </w:p>
+    <w:p>
+      <w:r>
+        <w:pict w14:anchorId="6787A363">
+          <v:rect id="_x0000_i1197" style="width:0;height:1.5pt" o:hralign="center" o:hrstd="t" o:hr="t" fillcolor="#a0a0a0" stroked="f"/>
+        </w:pict>
+      </w:r>
+    </w:p>
+    <w:p>
+      <w:pPr>
+        <w:rPr>
+          <w:b/>
+          <w:bCs/>
+        </w:rPr>
+      </w:pPr>
+      <w:r>
+        <w:rPr>
+          <w:b/>
+          <w:bCs/>
+        </w:rPr>
+        <w:t xml:space="preserve">4) </w:t>
+      </w:r>
+      <w:proofErr w:type="spellStart"/>
+      <w:r>
+        <w:rPr>
+          <w:b/>
+          <w:bCs/>
+        </w:rPr>
+        <w:t>schemas</w:t>
+      </w:r>
+      <w:proofErr w:type="spellEnd"/>
+      <w:r>
+        <w:rPr>
+          <w:b/>
+          <w:bCs/>
+        </w:rPr>
+        <w:t xml:space="preserve"> → validação e serialização</w:t>
+      </w:r>
+    </w:p>
+    <w:p>
+      <w:r>
+        <w:t>Essa camada é MUITO importante.</w:t>
+      </w:r>
+    </w:p>
+    <w:p>
+      <w:r>
+        <w:t xml:space="preserve">O </w:t>
+      </w:r>
+      <w:proofErr w:type="spellStart"/>
+      <w:r>
+        <w:t>schema</w:t>
+      </w:r>
+      <w:proofErr w:type="spellEnd"/>
+      <w:r>
+        <w:t xml:space="preserve"> serve para:</w:t>
+      </w:r>
+    </w:p>
+    <w:p>
+      <w:pPr>
+        <w:numPr>
+          <w:ilvl w:val="0"/>
+          <w:numId w:val="5"/>
+        </w:numPr>
+      </w:pPr>
+      <w:r>
+        <w:t>validar dados recebidos</w:t>
+      </w:r>
+    </w:p>
+    <w:p>
+      <w:pPr>
+        <w:numPr>
+          <w:ilvl w:val="0"/>
+          <w:numId w:val="5"/>
+        </w:numPr>
+      </w:pPr>
+      <w:r>
+        <w:t>transformar objeto em JSON</w:t>
+      </w:r>
+    </w:p>
+    <w:p>
+      <w:pPr>
+        <w:numPr>
+          <w:ilvl w:val="0"/>
+          <w:numId w:val="5"/>
+        </w:numPr>
+      </w:pPr>
+      <w:r>
+        <w:t>transformar JSON em objeto</w:t>
+      </w:r>
+    </w:p>
+    <w:p>
+      <w:r>
+        <w:pict w14:anchorId="5994018D">
+          <v:rect id="_x0000_i1198" style="width:0;height:1.5pt" o:hralign="center" o:hrstd="t" o:hr="t" fillcolor="#a0a0a0" stroked="f"/>
+        </w:pict>
+      </w:r>
+    </w:p>
+    <w:p>
+      <w:pPr>
+        <w:rPr>
+          <w:b/>
+          <w:bCs/>
+        </w:rPr>
+      </w:pPr>
+      <w:r>
+        <w:rPr>
+          <w:b/>
+          <w:bCs/>
+        </w:rPr>
+        <w:t>Exemplo de validação</w:t>
+      </w:r>
+    </w:p>
+    <w:p>
+      <w:r>
+        <w:t>Se alguém enviar:</w:t>
+      </w:r>
+    </w:p>
+    <w:p>
+      <w:r>
+        <w:t>{</w:t>
+      </w:r>
+    </w:p>
+    <w:p>
+      <w:r>
+        <w:t xml:space="preserve">  "nome": "",</w:t>
+      </w:r>
+    </w:p>
+    <w:p>
+      <w:r>
+        <w:t xml:space="preserve">  "valor": "abc"</w:t>
+      </w:r>
+    </w:p>
+    <w:p>
+      <w:r>
+        <w:t>}</w:t>
+      </w:r>
+    </w:p>
+    <w:p>
+      <w:r>
+        <w:t xml:space="preserve">o </w:t>
+      </w:r>
+      <w:proofErr w:type="spellStart"/>
+      <w:r>
+        <w:t>schema</w:t>
+      </w:r>
+      <w:proofErr w:type="spellEnd"/>
+      <w:r>
+        <w:t xml:space="preserve"> pode impedir.</w:t>
+      </w:r>
+    </w:p>
+    <w:p>
+      <w:r>
+        <w:t>Exemplo:</w:t>
+      </w:r>
+    </w:p>
+    <w:p>
+      <w:r>
+        <w:t xml:space="preserve">nome = </w:t>
+      </w:r>
+      <w:proofErr w:type="spellStart"/>
+      <w:proofErr w:type="gramStart"/>
+      <w:r>
+        <w:t>fields.String</w:t>
+      </w:r>
+      <w:proofErr w:type="spellEnd"/>
+      <w:proofErr w:type="gramEnd"/>
+      <w:r>
+        <w:t>(</w:t>
+      </w:r>
+      <w:proofErr w:type="spellStart"/>
+      <w:r>
+        <w:t>required</w:t>
+      </w:r>
+      <w:proofErr w:type="spellEnd"/>
+      <w:r>
+        <w:t>=</w:t>
+      </w:r>
+      <w:proofErr w:type="spellStart"/>
+      <w:r>
+        <w:t>True</w:t>
+      </w:r>
+      <w:proofErr w:type="spellEnd"/>
+      <w:r>
+        <w:t>)</w:t>
+      </w:r>
+    </w:p>
+    <w:p>
+      <w:r>
+        <w:t xml:space="preserve">valor = </w:t>
+      </w:r>
+      <w:proofErr w:type="spellStart"/>
+      <w:proofErr w:type="gramStart"/>
+      <w:r>
+        <w:t>fields.Float</w:t>
+      </w:r>
+      <w:proofErr w:type="spellEnd"/>
+      <w:proofErr w:type="gramEnd"/>
+      <w:r>
+        <w:t>(</w:t>
+      </w:r>
+      <w:proofErr w:type="spellStart"/>
+      <w:r>
+        <w:t>required</w:t>
+      </w:r>
+      <w:proofErr w:type="spellEnd"/>
+      <w:r>
+        <w:t>=</w:t>
+      </w:r>
+      <w:proofErr w:type="spellStart"/>
+      <w:r>
+        <w:t>True</w:t>
+      </w:r>
+      <w:proofErr w:type="spellEnd"/>
+      <w:r>
+        <w:t>)</w:t>
+      </w:r>
+    </w:p>
+    <w:p>
+      <w:r>
+        <w:pict w14:anchorId="1E0C7057">
+          <v:rect id="_x0000_i1199" style="width:0;height:1.5pt" o:hralign="center" o:hrstd="t" o:hr="t" fillcolor="#a0a0a0" stroked="f"/>
+        </w:pict>
+      </w:r>
+    </w:p>
+    <w:p>
+      <w:pPr>
+        <w:rPr>
+          <w:b/>
+          <w:bCs/>
+        </w:rPr>
+      </w:pPr>
+      <w:r>
+        <w:rPr>
+          <w:b/>
+          <w:bCs/>
+        </w:rPr>
+        <w:t>Exemplo de serialização</w:t>
+      </w:r>
+    </w:p>
+    <w:p>
+      <w:r>
+        <w:t>O objeto Python:</w:t>
+      </w:r>
+    </w:p>
+    <w:p>
+      <w:proofErr w:type="spellStart"/>
+      <w:proofErr w:type="gramStart"/>
+      <w:r>
+        <w:t>conta.nome</w:t>
+      </w:r>
+      <w:proofErr w:type="spellEnd"/>
+      <w:proofErr w:type="gramEnd"/>
+    </w:p>
+    <w:p>
+      <w:r>
+        <w:lastRenderedPageBreak/>
+        <w:t>vira JSON:</w:t>
+      </w:r>
+    </w:p>
+    <w:p>
+      <w:r>
+        <w:t>{</w:t>
+      </w:r>
+    </w:p>
+    <w:p>
+      <w:r>
+        <w:t xml:space="preserve">  "nome": "Energia"</w:t>
+      </w:r>
+    </w:p>
+    <w:p>
+      <w:r>
+        <w:t>}</w:t>
+      </w:r>
+    </w:p>
+    <w:p>
+      <w:r>
+        <w:t>Isso é serialização.</w:t>
+      </w:r>
+    </w:p>
+    <w:p>
+      <w:r>
+        <w:pict w14:anchorId="5E3E8595">
+          <v:rect id="_x0000_i1200" style="width:0;height:1.5pt" o:hralign="center" o:hrstd="t" o:hr="t" fillcolor="#a0a0a0" stroked="f"/>
+        </w:pict>
+      </w:r>
+    </w:p>
+    <w:p>
+      <w:pPr>
+        <w:rPr>
+          <w:b/>
+          <w:bCs/>
+        </w:rPr>
+      </w:pPr>
+      <w:r>
+        <w:rPr>
+          <w:b/>
+          <w:bCs/>
+        </w:rPr>
+        <w:t>5) entidades → objeto de domínio</w:t>
+      </w:r>
+    </w:p>
+    <w:p>
+      <w:r>
+        <w:t>Essa camada é excelente para aprender arquitetura limpa.</w:t>
+      </w:r>
+    </w:p>
+    <w:p>
+      <w:r>
+        <w:t>Sua classe:</w:t>
+      </w:r>
+    </w:p>
+    <w:p>
+      <w:proofErr w:type="spellStart"/>
+      <w:r>
+        <w:t>class</w:t>
+      </w:r>
+      <w:proofErr w:type="spellEnd"/>
+      <w:r>
+        <w:t xml:space="preserve"> </w:t>
+      </w:r>
+      <w:proofErr w:type="gramStart"/>
+      <w:r>
+        <w:t>Conta(</w:t>
+      </w:r>
+      <w:proofErr w:type="gramEnd"/>
+      <w:r>
+        <w:t>):</w:t>
+      </w:r>
+    </w:p>
+    <w:p>
+      <w:r>
+        <w:t xml:space="preserve">representa a </w:t>
+      </w:r>
+      <w:r>
+        <w:rPr>
+          <w:b/>
+          <w:bCs/>
+        </w:rPr>
+        <w:t>entidade do negócio</w:t>
+      </w:r>
+      <w:r>
+        <w:t>, não do banco.</w:t>
+      </w:r>
+    </w:p>
+    <w:p>
+      <w:r>
+        <w:pict w14:anchorId="1F978603">
+          <v:rect id="_x0000_i1201" style="width:0;height:1.5pt" o:hralign="center" o:hrstd="t" o:hr="t" fillcolor="#a0a0a0" stroked="f"/>
+        </w:pict>
+      </w:r>
+    </w:p>
+    <w:p>
+      <w:pPr>
+        <w:rPr>
+          <w:b/>
+          <w:bCs/>
+        </w:rPr>
+      </w:pPr>
+      <w:r>
+        <w:rPr>
+          <w:b/>
+          <w:bCs/>
+        </w:rPr>
+        <w:t>Diferença entre entidade e model</w:t>
+      </w:r>
+    </w:p>
+    <w:p>
+      <w:r>
+        <w:t>Isso é MUITO importante.</w:t>
+      </w:r>
+    </w:p>
+    <w:p>
+      <w:pPr>
+        <w:rPr>
+          <w:b/>
+          <w:bCs/>
+        </w:rPr>
+      </w:pPr>
+      <w:r>
+        <w:rPr>
+          <w:b/>
+          <w:bCs/>
+        </w:rPr>
+        <w:t>Entidade</w:t>
+      </w:r>
+    </w:p>
+    <w:p>
+      <w:r>
+        <w:t>Representa o conceito do sistema</w:t>
+      </w:r>
+    </w:p>
+    <w:p>
+      <w:proofErr w:type="gramStart"/>
+      <w:r>
+        <w:t>Conta(</w:t>
+      </w:r>
+      <w:proofErr w:type="gramEnd"/>
+      <w:r>
+        <w:t>nome, resumo, valor)</w:t>
+      </w:r>
+    </w:p>
+    <w:p>
+      <w:pPr>
+        <w:rPr>
+          <w:b/>
+          <w:bCs/>
+        </w:rPr>
+      </w:pPr>
+      <w:r>
+        <w:rPr>
+          <w:b/>
+          <w:bCs/>
+        </w:rPr>
+        <w:t>Model</w:t>
+      </w:r>
+    </w:p>
+    <w:p>
+      <w:r>
+        <w:t>Representa a tabela do banco</w:t>
+      </w:r>
+    </w:p>
+    <w:p>
+      <w:r>
+        <w:t>Conta(</w:t>
+      </w:r>
+      <w:proofErr w:type="spellStart"/>
+      <w:proofErr w:type="gramStart"/>
+      <w:r>
+        <w:t>db.Model</w:t>
+      </w:r>
+      <w:proofErr w:type="spellEnd"/>
+      <w:proofErr w:type="gramEnd"/>
+      <w:r>
+        <w:t>)</w:t>
+      </w:r>
+    </w:p>
+    <w:p>
+      <w:r>
+        <w:pict w14:anchorId="12FCF59D">
+          <v:rect id="_x0000_i1202" style="width:0;height:1.5pt" o:hralign="center" o:hrstd="t" o:hr="t" fillcolor="#a0a0a0" stroked="f"/>
+        </w:pict>
+      </w:r>
+    </w:p>
+    <w:p>
+      <w:pPr>
+        <w:rPr>
+          <w:b/>
+          <w:bCs/>
+        </w:rPr>
+      </w:pPr>
+      <w:r>
+        <w:rPr>
+          <w:b/>
+          <w:bCs/>
+        </w:rPr>
+        <w:t>Em outras palavras</w:t>
+      </w:r>
+    </w:p>
+    <w:p>
+      <w:r>
+        <w:t>Entidade = lógica do domínio</w:t>
+      </w:r>
+      <w:r>
+        <w:br/>
+        <w:t>Model = persistência</w:t>
+      </w:r>
+    </w:p>
+    <w:p>
+      <w:r>
+        <w:pict w14:anchorId="0D673751">
+          <v:rect id="_x0000_i1203" style="width:0;height:1.5pt" o:hralign="center" o:hrstd="t" o:hr="t" fillcolor="#a0a0a0" stroked="f"/>
+        </w:pict>
+      </w:r>
+    </w:p>
+    <w:p>
+      <w:pPr>
+        <w:rPr>
+          <w:b/>
+          <w:bCs/>
+        </w:rPr>
+      </w:pPr>
+      <w:r>
+        <w:rPr>
+          <w:b/>
+          <w:bCs/>
+        </w:rPr>
+        <w:t>Exemplo prático</w:t>
+      </w:r>
+    </w:p>
+    <w:p>
+      <w:r>
+        <w:t xml:space="preserve">Imagine que amanhã você troque SQL por </w:t>
+      </w:r>
+      <w:proofErr w:type="spellStart"/>
+      <w:r>
+        <w:t>MongoDB</w:t>
+      </w:r>
+      <w:proofErr w:type="spellEnd"/>
+      <w:r>
+        <w:t>.</w:t>
+      </w:r>
+    </w:p>
+    <w:p>
+      <w:r>
+        <w:t>O model muda.</w:t>
+      </w:r>
+    </w:p>
+    <w:p>
+      <w:r>
+        <w:lastRenderedPageBreak/>
+        <w:t>Mas a entidade continua igual.</w:t>
+      </w:r>
+    </w:p>
+    <w:p>
+      <w:r>
+        <w:t>Por isso ela é muito útil.</w:t>
+      </w:r>
+    </w:p>
+    <w:p>
+      <w:r>
+        <w:pict w14:anchorId="4BC1E981">
+          <v:rect id="_x0000_i1204" style="width:0;height:1.5pt" o:hralign="center" o:hrstd="t" o:hr="t" fillcolor="#a0a0a0" stroked="f"/>
+        </w:pict>
+      </w:r>
+    </w:p>
+    <w:p>
+      <w:pPr>
+        <w:rPr>
+          <w:b/>
+          <w:bCs/>
+        </w:rPr>
+      </w:pPr>
+      <w:r>
+        <w:rPr>
+          <w:b/>
+          <w:bCs/>
+        </w:rPr>
+        <w:t>Fluxo completo do seu sistema</w:t>
+      </w:r>
+    </w:p>
+    <w:p>
+      <w:r>
+        <w:t xml:space="preserve">Quando o </w:t>
+      </w:r>
+      <w:proofErr w:type="spellStart"/>
+      <w:r>
+        <w:t>Flutter</w:t>
+      </w:r>
+      <w:proofErr w:type="spellEnd"/>
+      <w:r>
+        <w:t xml:space="preserve"> enviar:</w:t>
+      </w:r>
+    </w:p>
+    <w:p>
+      <w:r>
+        <w:t>{</w:t>
+      </w:r>
+    </w:p>
+    <w:p>
+      <w:r>
+        <w:t xml:space="preserve">  "nome": "Internet",</w:t>
+      </w:r>
+    </w:p>
+    <w:p>
+      <w:r>
+        <w:t xml:space="preserve">  "resumo": "Mensal",</w:t>
+      </w:r>
+    </w:p>
+    <w:p>
+      <w:r>
+        <w:t xml:space="preserve">  "valor": 100</w:t>
+      </w:r>
+    </w:p>
+    <w:p>
+      <w:r>
+        <w:t>}</w:t>
+      </w:r>
+    </w:p>
+    <w:p>
+      <w:r>
+        <w:t>o fluxo é:</w:t>
+      </w:r>
+    </w:p>
+    <w:p>
+      <w:r>
+        <w:pict w14:anchorId="6927D3DA">
+          <v:rect id="_x0000_i1205" style="width:0;height:1.5pt" o:hralign="center" o:hrstd="t" o:hr="t" fillcolor="#a0a0a0" stroked="f"/>
+        </w:pict>
+      </w:r>
+    </w:p>
+    <w:p>
+      <w:pPr>
+        <w:rPr>
+          <w:b/>
+          <w:bCs/>
+        </w:rPr>
+      </w:pPr>
+      <w:r>
+        <w:rPr>
+          <w:b/>
+          <w:bCs/>
+        </w:rPr>
+        <w:t xml:space="preserve">1. </w:t>
+      </w:r>
+      <w:proofErr w:type="spellStart"/>
+      <w:r>
+        <w:rPr>
+          <w:b/>
+          <w:bCs/>
+        </w:rPr>
+        <w:t>View</w:t>
+      </w:r>
+      <w:proofErr w:type="spellEnd"/>
+      <w:r>
+        <w:rPr>
+          <w:b/>
+          <w:bCs/>
+        </w:rPr>
+        <w:t xml:space="preserve"> recebe</w:t>
+      </w:r>
+    </w:p>
+    <w:p>
+      <w:proofErr w:type="spellStart"/>
+      <w:proofErr w:type="gramStart"/>
+      <w:r>
+        <w:t>request.json</w:t>
+      </w:r>
+      <w:proofErr w:type="spellEnd"/>
+      <w:proofErr w:type="gramEnd"/>
+    </w:p>
+    <w:p>
+      <w:r>
+        <w:pict w14:anchorId="37F731CE">
+          <v:rect id="_x0000_i1206" style="width:0;height:1.5pt" o:hralign="center" o:hrstd="t" o:hr="t" fillcolor="#a0a0a0" stroked="f"/>
+        </w:pict>
+      </w:r>
+    </w:p>
+    <w:p>
+      <w:pPr>
+        <w:rPr>
+          <w:b/>
+          <w:bCs/>
+        </w:rPr>
+      </w:pPr>
+      <w:r>
+        <w:rPr>
+          <w:b/>
+          <w:bCs/>
+        </w:rPr>
+        <w:t xml:space="preserve">2. </w:t>
+      </w:r>
+      <w:proofErr w:type="spellStart"/>
+      <w:r>
+        <w:rPr>
+          <w:b/>
+          <w:bCs/>
+        </w:rPr>
+        <w:t>Schema</w:t>
+      </w:r>
+      <w:proofErr w:type="spellEnd"/>
+      <w:r>
+        <w:rPr>
+          <w:b/>
+          <w:bCs/>
+        </w:rPr>
+        <w:t xml:space="preserve"> valida</w:t>
+      </w:r>
+    </w:p>
+    <w:p>
+      <w:proofErr w:type="spellStart"/>
+      <w:proofErr w:type="gramStart"/>
+      <w:r>
+        <w:t>cs.validate</w:t>
+      </w:r>
+      <w:proofErr w:type="spellEnd"/>
+      <w:proofErr w:type="gramEnd"/>
+      <w:r>
+        <w:t>()</w:t>
+      </w:r>
+    </w:p>
+    <w:p>
+      <w:r>
+        <w:pict w14:anchorId="213E7CFC">
+          <v:rect id="_x0000_i1207" style="width:0;height:1.5pt" o:hralign="center" o:hrstd="t" o:hr="t" fillcolor="#a0a0a0" stroked="f"/>
+        </w:pict>
+      </w:r>
+    </w:p>
+    <w:p>
+      <w:pPr>
+        <w:rPr>
+          <w:b/>
+          <w:bCs/>
+        </w:rPr>
+      </w:pPr>
+      <w:r>
+        <w:rPr>
+          <w:b/>
+          <w:bCs/>
+        </w:rPr>
+        <w:t>3. Entidade cria objeto</w:t>
+      </w:r>
+    </w:p>
+    <w:p>
+      <w:proofErr w:type="spellStart"/>
+      <w:proofErr w:type="gramStart"/>
+      <w:r>
+        <w:t>conta.Conta</w:t>
+      </w:r>
+      <w:proofErr w:type="spellEnd"/>
+      <w:proofErr w:type="gramEnd"/>
+      <w:r>
+        <w:t>(...)</w:t>
+      </w:r>
+    </w:p>
+    <w:p>
+      <w:r>
+        <w:pict w14:anchorId="754D9E85">
+          <v:rect id="_x0000_i1208" style="width:0;height:1.5pt" o:hralign="center" o:hrstd="t" o:hr="t" fillcolor="#a0a0a0" stroked="f"/>
+        </w:pict>
+      </w:r>
+    </w:p>
+    <w:p>
+      <w:pPr>
+        <w:rPr>
+          <w:b/>
+          <w:bCs/>
+        </w:rPr>
+      </w:pPr>
+      <w:r>
+        <w:rPr>
+          <w:b/>
+          <w:bCs/>
+        </w:rPr>
+        <w:t>4. Service aplica regra</w:t>
+      </w:r>
+    </w:p>
+    <w:p>
+      <w:proofErr w:type="spellStart"/>
+      <w:r>
+        <w:t>cadastrar_</w:t>
+      </w:r>
+      <w:proofErr w:type="gramStart"/>
+      <w:r>
+        <w:t>conta</w:t>
+      </w:r>
+      <w:proofErr w:type="spellEnd"/>
+      <w:r>
+        <w:t>(</w:t>
+      </w:r>
+      <w:proofErr w:type="gramEnd"/>
+      <w:r>
+        <w:t>)</w:t>
+      </w:r>
+    </w:p>
+    <w:p>
+      <w:r>
+        <w:pict w14:anchorId="3DC73F64">
+          <v:rect id="_x0000_i1209" style="width:0;height:1.5pt" o:hralign="center" o:hrstd="t" o:hr="t" fillcolor="#a0a0a0" stroked="f"/>
+        </w:pict>
+      </w:r>
+    </w:p>
+    <w:p>
+      <w:pPr>
+        <w:rPr>
+          <w:b/>
+          <w:bCs/>
+        </w:rPr>
+      </w:pPr>
+      <w:r>
+        <w:rPr>
+          <w:b/>
+          <w:bCs/>
+        </w:rPr>
+        <w:t>5. Model salva no banco</w:t>
+      </w:r>
+    </w:p>
+    <w:p>
+      <w:proofErr w:type="spellStart"/>
+      <w:proofErr w:type="gramStart"/>
+      <w:r>
+        <w:t>db.session.add</w:t>
+      </w:r>
+      <w:proofErr w:type="spellEnd"/>
+      <w:r>
+        <w:t>(</w:t>
+      </w:r>
+      <w:proofErr w:type="gramEnd"/>
+      <w:r>
+        <w:t>)</w:t>
+      </w:r>
+    </w:p>
+    <w:p>
+      <w:r>
+        <w:pict w14:anchorId="1FD7A889">
+          <v:rect id="_x0000_i1210" style="width:0;height:1.5pt" o:hralign="center" o:hrstd="t" o:hr="t" fillcolor="#a0a0a0" stroked="f"/>
+        </w:pict>
+      </w:r>
+    </w:p>
+    <w:p>
+      <w:pPr>
+        <w:rPr>
+          <w:b/>
+          <w:bCs/>
+        </w:rPr>
+      </w:pPr>
+      <w:r>
+        <w:rPr>
+          <w:b/>
+          <w:bCs/>
+        </w:rPr>
+        <w:t xml:space="preserve">6. </w:t>
+      </w:r>
+      <w:proofErr w:type="spellStart"/>
+      <w:r>
+        <w:rPr>
+          <w:b/>
+          <w:bCs/>
+        </w:rPr>
+        <w:t>Schema</w:t>
+      </w:r>
+      <w:proofErr w:type="spellEnd"/>
+      <w:r>
+        <w:rPr>
+          <w:b/>
+          <w:bCs/>
+        </w:rPr>
+        <w:t xml:space="preserve"> devolve JSON</w:t>
+      </w:r>
+    </w:p>
+    <w:p>
+      <w:proofErr w:type="spellStart"/>
+      <w:proofErr w:type="gramStart"/>
+      <w:r>
+        <w:lastRenderedPageBreak/>
+        <w:t>jsonify</w:t>
+      </w:r>
+      <w:proofErr w:type="spellEnd"/>
+      <w:r>
+        <w:t>(</w:t>
+      </w:r>
+      <w:proofErr w:type="gramEnd"/>
+      <w:r>
+        <w:t>)</w:t>
+      </w:r>
+    </w:p>
+    <w:p>
+      <w:r>
+        <w:pict w14:anchorId="2F695501">
+          <v:rect id="_x0000_i1211" style="width:0;height:1.5pt" o:hralign="center" o:hrstd="t" o:hr="t" fillcolor="#a0a0a0" stroked="f"/>
+        </w:pict>
+      </w:r>
+    </w:p>
+    <w:p>
+      <w:pPr>
+        <w:rPr>
+          <w:b/>
+          <w:bCs/>
+        </w:rPr>
+      </w:pPr>
+      <w:r>
+        <w:rPr>
+          <w:b/>
+          <w:bCs/>
+        </w:rPr>
+        <w:t>Forma mental de lembrar</w:t>
+      </w:r>
+    </w:p>
+    <w:p>
+      <w:r>
+        <w:t>Use isso:</w:t>
+      </w:r>
+    </w:p>
+    <w:p>
+      <w:pPr>
+        <w:numPr>
+          <w:ilvl w:val="0"/>
+          <w:numId w:val="6"/>
+        </w:numPr>
+      </w:pPr>
+      <w:proofErr w:type="spellStart"/>
+      <w:r>
+        <w:rPr>
+          <w:b/>
+          <w:bCs/>
+        </w:rPr>
+        <w:t>View</w:t>
+      </w:r>
+      <w:proofErr w:type="spellEnd"/>
+      <w:r>
+        <w:t xml:space="preserve"> = entrada e saída</w:t>
+      </w:r>
+    </w:p>
+    <w:p>
+      <w:pPr>
+        <w:numPr>
+          <w:ilvl w:val="0"/>
+          <w:numId w:val="6"/>
+        </w:numPr>
+      </w:pPr>
+      <w:r>
+        <w:rPr>
+          <w:b/>
+          <w:bCs/>
+        </w:rPr>
+        <w:t>Service</w:t>
+      </w:r>
+      <w:r>
+        <w:t xml:space="preserve"> = regra de negócio</w:t>
+      </w:r>
+    </w:p>
+    <w:p>
+      <w:pPr>
+        <w:numPr>
+          <w:ilvl w:val="0"/>
+          <w:numId w:val="6"/>
+        </w:numPr>
+      </w:pPr>
+      <w:r>
+        <w:rPr>
+          <w:b/>
+          <w:bCs/>
+        </w:rPr>
+        <w:t>Model</w:t>
+      </w:r>
+      <w:r>
+        <w:t xml:space="preserve"> = banco</w:t>
+      </w:r>
+    </w:p>
+    <w:p>
+      <w:pPr>
+        <w:numPr>
+          <w:ilvl w:val="0"/>
+          <w:numId w:val="6"/>
+        </w:numPr>
+      </w:pPr>
+      <w:proofErr w:type="spellStart"/>
+      <w:r>
+        <w:rPr>
+          <w:b/>
+          <w:bCs/>
+        </w:rPr>
+        <w:t>Schema</w:t>
+      </w:r>
+      <w:proofErr w:type="spellEnd"/>
+      <w:r>
+        <w:t xml:space="preserve"> = validação / JSON</w:t>
+      </w:r>
+    </w:p>
+    <w:p>
+      <w:pPr>
+        <w:numPr>
+          <w:ilvl w:val="0"/>
+          <w:numId w:val="6"/>
+        </w:numPr>
+      </w:pPr>
+      <w:r>
+        <w:rPr>
+          <w:b/>
+          <w:bCs/>
+        </w:rPr>
+        <w:t>Entidade</w:t>
+      </w:r>
+      <w:r>
+        <w:t xml:space="preserve"> = objeto do domínio</w:t>
+      </w:r>
+    </w:p>
+    <w:p>
+      <w:r>
+        <w:pict w14:anchorId="76EEDAE8">
+          <v:rect id="_x0000_i1212" style="width:0;height:1.5pt" o:hralign="center" o:hrstd="t" o:hr="t" fillcolor="#a0a0a0" stroked="f"/>
+        </w:pict>
+      </w:r>
+    </w:p>
+    <w:p>
+      <w:pPr>
+        <w:rPr>
+          <w:b/>
+          <w:bCs/>
+        </w:rPr>
+      </w:pPr>
+      <w:r>
+        <w:rPr>
+          <w:b/>
+          <w:bCs/>
+        </w:rPr>
+        <w:t>Minha opinião profissional</w:t>
+      </w:r>
+    </w:p>
+    <w:p>
+      <w:r>
+        <w:t>Essa estrutura é ótima.</w:t>
+      </w:r>
+    </w:p>
+    <w:p>
+      <w:r>
+        <w:t>Você já está estudando um padrão próximo de:</w:t>
+      </w:r>
+    </w:p>
+    <w:p>
+      <w:pPr>
+        <w:numPr>
+          <w:ilvl w:val="0"/>
+          <w:numId w:val="7"/>
+        </w:numPr>
+      </w:pPr>
+      <w:r>
+        <w:t>MVC</w:t>
+      </w:r>
+    </w:p>
+    <w:p>
+      <w:pPr>
+        <w:numPr>
+          <w:ilvl w:val="0"/>
+          <w:numId w:val="7"/>
+        </w:numPr>
+      </w:pPr>
+      <w:r>
+        <w:t xml:space="preserve">Service </w:t>
+      </w:r>
+      <w:proofErr w:type="spellStart"/>
+      <w:r>
+        <w:t>Layer</w:t>
+      </w:r>
+      <w:proofErr w:type="spellEnd"/>
+    </w:p>
+    <w:p>
+      <w:pPr>
+        <w:numPr>
+          <w:ilvl w:val="0"/>
+          <w:numId w:val="7"/>
+        </w:numPr>
+      </w:pPr>
+      <w:r>
+        <w:t xml:space="preserve">Clean </w:t>
+      </w:r>
+      <w:proofErr w:type="spellStart"/>
+      <w:r>
+        <w:t>Architecture</w:t>
+      </w:r>
+      <w:proofErr w:type="spellEnd"/>
+    </w:p>
+    <w:p>
+      <w:r>
+        <w:t>Isso vai te ajudar MUITO no futuro com:</w:t>
+      </w:r>
+    </w:p>
+    <w:p>
+      <w:pPr>
+        <w:numPr>
+          <w:ilvl w:val="0"/>
+          <w:numId w:val="8"/>
+        </w:numPr>
+      </w:pPr>
+      <w:r>
+        <w:t>Django</w:t>
+      </w:r>
+    </w:p>
+    <w:p>
+      <w:pPr>
+        <w:numPr>
+          <w:ilvl w:val="0"/>
+          <w:numId w:val="8"/>
+        </w:numPr>
+      </w:pPr>
+      <w:proofErr w:type="spellStart"/>
+      <w:r>
+        <w:t>FastAPI</w:t>
+      </w:r>
+      <w:proofErr w:type="spellEnd"/>
+    </w:p>
+    <w:p>
+      <w:pPr>
+        <w:numPr>
+          <w:ilvl w:val="0"/>
+          <w:numId w:val="8"/>
+        </w:numPr>
+      </w:pPr>
+      <w:r>
+        <w:t>Spring Boot</w:t>
+      </w:r>
+    </w:p>
+    <w:p>
+      <w:pPr>
+        <w:numPr>
+          <w:ilvl w:val="0"/>
+          <w:numId w:val="8"/>
+        </w:numPr>
+      </w:pPr>
+      <w:r>
+        <w:t>Node.js</w:t>
+      </w:r>
+    </w:p>
+    <w:p>
+      <w:r>
+        <w:t>porque a lógica é a mesma.</w:t>
+      </w:r>
+    </w:p>
     <w:sectPr>
       <w:pgSz w:w="11906" w:h="16838"/>
       <w:pgMar w:top="1417" w:right="1701" w:bottom="1417" w:left="1701" w:header="708" w:footer="708" w:gutter="0"/>
@@ -293,6 +2683,1227 @@
     </w:sectPr>
   </w:body>
 </w:document>
+</file>
+
+<file path=word/numbering.xml><?xml version="1.0" encoding="utf-8"?>
+<w:numbering xmlns:wpc="http://schemas.microsoft.com/office/word/2010/wordprocessingCanvas" xmlns:cx="http://schemas.microsoft.com/office/drawing/2014/chartex" xmlns:cx1="http://schemas.microsoft.com/office/drawing/2015/9/8/chartex" xmlns:cx2="http://schemas.microsoft.com/office/drawing/2015/10/21/chartex" xmlns:cx3="http://schemas.microsoft.com/office/drawing/2016/5/9/chartex" xmlns:cx4="http://schemas.microsoft.com/office/drawing/2016/5/10/chartex" xmlns:cx5="http://schemas.microsoft.com/office/drawing/2016/5/11/chartex" xmlns:cx6="http://schemas.microsoft.com/office/drawing/2016/5/12/chartex" xmlns:cx7="http://schemas.microsoft.com/office/drawing/2016/5/13/chartex" xmlns:cx8="http://schemas.microsoft.com/office/drawing/2016/5/14/chartex" xmlns:mc="http://schemas.openxmlformats.org/markup-compatibility/2006" xmlns:aink="http://schemas.microsoft.com/office/drawing/2016/ink" xmlns:am3d="http://schemas.microsoft.com/office/drawing/2017/model3d" xmlns:o="urn:schemas-microsoft-com:office:office" xmlns:oel="http://schemas.microsoft.com/office/2019/extlst" xmlns:r="http://schemas.openxmlformats.org/officeDocument/2006/relationships" xmlns:m="http://schemas.openxmlformats.org/officeDocument/2006/math" xmlns:v="urn:schemas-microsoft-com:vml" xmlns:wp14="http://schemas.microsoft.com/office/word/2010/wordprocessingDrawing" xmlns:wp="http://schemas.openxmlformats.org/drawingml/2006/wordprocessingDrawing" xmlns:w10="urn:schemas-microsoft-com:office:word" xmlns:w="http://schemas.openxmlformats.org/wordprocessingml/2006/main" xmlns:w14="http://schemas.microsoft.com/office/word/2010/wordml" xmlns:w15="http://schemas.microsoft.com/office/word/2012/wordml" xmlns:w16cex="http://schemas.microsoft.com/office/word/2018/wordml/cex" xmlns:w16cid="http://schemas.microsoft.com/office/word/2016/wordml/cid" xmlns:w16="http://schemas.microsoft.com/office/word/2018/wordml" xmlns:w16du="http://schemas.microsoft.com/office/word/2023/wordml/word16du" xmlns:w16sdtdh="http://schemas.microsoft.com/office/word/2020/wordml/sdtdatahash" xmlns:w16sdtfl="http://schemas.microsoft.com/office/word/2024/wordml/sdtformatlock" xmlns:w16se="http://schemas.microsoft.com/office/word/2015/wordml/symex" xmlns:wpg="http://schemas.microsoft.com/office/word/2010/wordprocessingGroup" xmlns:wpi="http://schemas.microsoft.com/office/word/2010/wordprocessingInk" xmlns:wne="http://schemas.microsoft.com/office/word/2006/wordml" xmlns:wps="http://schemas.microsoft.com/office/word/2010/wordprocessingShape" mc:Ignorable="w14 w15 w16se w16cid w16 w16cex w16sdtdh w16sdtfl w16du wp14">
+  <w:abstractNum w:abstractNumId="0" w15:restartNumberingAfterBreak="0">
+    <w:nsid w:val="1E3F088B"/>
+    <w:multiLevelType w:val="multilevel"/>
+    <w:tmpl w:val="F77874D8"/>
+    <w:lvl w:ilvl="0">
+      <w:start w:val="1"/>
+      <w:numFmt w:val="bullet"/>
+      <w:lvlText w:val=""/>
+      <w:lvlJc w:val="left"/>
+      <w:pPr>
+        <w:tabs>
+          <w:tab w:val="num" w:pos="720"/>
+        </w:tabs>
+        <w:ind w:left="720" w:hanging="360"/>
+      </w:pPr>
+      <w:rPr>
+        <w:rFonts w:ascii="Symbol" w:hAnsi="Symbol" w:hint="default"/>
+        <w:sz w:val="20"/>
+      </w:rPr>
+    </w:lvl>
+    <w:lvl w:ilvl="1" w:tentative="1">
+      <w:start w:val="1"/>
+      <w:numFmt w:val="bullet"/>
+      <w:lvlText w:val="o"/>
+      <w:lvlJc w:val="left"/>
+      <w:pPr>
+        <w:tabs>
+          <w:tab w:val="num" w:pos="1440"/>
+        </w:tabs>
+        <w:ind w:left="1440" w:hanging="360"/>
+      </w:pPr>
+      <w:rPr>
+        <w:rFonts w:ascii="Courier New" w:hAnsi="Courier New" w:hint="default"/>
+        <w:sz w:val="20"/>
+      </w:rPr>
+    </w:lvl>
+    <w:lvl w:ilvl="2" w:tentative="1">
+      <w:start w:val="1"/>
+      <w:numFmt w:val="bullet"/>
+      <w:lvlText w:val=""/>
+      <w:lvlJc w:val="left"/>
+      <w:pPr>
+        <w:tabs>
+          <w:tab w:val="num" w:pos="2160"/>
+        </w:tabs>
+        <w:ind w:left="2160" w:hanging="360"/>
+      </w:pPr>
+      <w:rPr>
+        <w:rFonts w:ascii="Wingdings" w:hAnsi="Wingdings" w:hint="default"/>
+        <w:sz w:val="20"/>
+      </w:rPr>
+    </w:lvl>
+    <w:lvl w:ilvl="3" w:tentative="1">
+      <w:start w:val="1"/>
+      <w:numFmt w:val="bullet"/>
+      <w:lvlText w:val=""/>
+      <w:lvlJc w:val="left"/>
+      <w:pPr>
+        <w:tabs>
+          <w:tab w:val="num" w:pos="2880"/>
+        </w:tabs>
+        <w:ind w:left="2880" w:hanging="360"/>
+      </w:pPr>
+      <w:rPr>
+        <w:rFonts w:ascii="Wingdings" w:hAnsi="Wingdings" w:hint="default"/>
+        <w:sz w:val="20"/>
+      </w:rPr>
+    </w:lvl>
+    <w:lvl w:ilvl="4" w:tentative="1">
+      <w:start w:val="1"/>
+      <w:numFmt w:val="bullet"/>
+      <w:lvlText w:val=""/>
+      <w:lvlJc w:val="left"/>
+      <w:pPr>
+        <w:tabs>
+          <w:tab w:val="num" w:pos="3600"/>
+        </w:tabs>
+        <w:ind w:left="3600" w:hanging="360"/>
+      </w:pPr>
+      <w:rPr>
+        <w:rFonts w:ascii="Wingdings" w:hAnsi="Wingdings" w:hint="default"/>
+        <w:sz w:val="20"/>
+      </w:rPr>
+    </w:lvl>
+    <w:lvl w:ilvl="5" w:tentative="1">
+      <w:start w:val="1"/>
+      <w:numFmt w:val="bullet"/>
+      <w:lvlText w:val=""/>
+      <w:lvlJc w:val="left"/>
+      <w:pPr>
+        <w:tabs>
+          <w:tab w:val="num" w:pos="4320"/>
+        </w:tabs>
+        <w:ind w:left="4320" w:hanging="360"/>
+      </w:pPr>
+      <w:rPr>
+        <w:rFonts w:ascii="Wingdings" w:hAnsi="Wingdings" w:hint="default"/>
+        <w:sz w:val="20"/>
+      </w:rPr>
+    </w:lvl>
+    <w:lvl w:ilvl="6" w:tentative="1">
+      <w:start w:val="1"/>
+      <w:numFmt w:val="bullet"/>
+      <w:lvlText w:val=""/>
+      <w:lvlJc w:val="left"/>
+      <w:pPr>
+        <w:tabs>
+          <w:tab w:val="num" w:pos="5040"/>
+        </w:tabs>
+        <w:ind w:left="5040" w:hanging="360"/>
+      </w:pPr>
+      <w:rPr>
+        <w:rFonts w:ascii="Wingdings" w:hAnsi="Wingdings" w:hint="default"/>
+        <w:sz w:val="20"/>
+      </w:rPr>
+    </w:lvl>
+    <w:lvl w:ilvl="7" w:tentative="1">
+      <w:start w:val="1"/>
+      <w:numFmt w:val="bullet"/>
+      <w:lvlText w:val=""/>
+      <w:lvlJc w:val="left"/>
+      <w:pPr>
+        <w:tabs>
+          <w:tab w:val="num" w:pos="5760"/>
+        </w:tabs>
+        <w:ind w:left="5760" w:hanging="360"/>
+      </w:pPr>
+      <w:rPr>
+        <w:rFonts w:ascii="Wingdings" w:hAnsi="Wingdings" w:hint="default"/>
+        <w:sz w:val="20"/>
+      </w:rPr>
+    </w:lvl>
+    <w:lvl w:ilvl="8" w:tentative="1">
+      <w:start w:val="1"/>
+      <w:numFmt w:val="bullet"/>
+      <w:lvlText w:val=""/>
+      <w:lvlJc w:val="left"/>
+      <w:pPr>
+        <w:tabs>
+          <w:tab w:val="num" w:pos="6480"/>
+        </w:tabs>
+        <w:ind w:left="6480" w:hanging="360"/>
+      </w:pPr>
+      <w:rPr>
+        <w:rFonts w:ascii="Wingdings" w:hAnsi="Wingdings" w:hint="default"/>
+        <w:sz w:val="20"/>
+      </w:rPr>
+    </w:lvl>
+  </w:abstractNum>
+  <w:abstractNum w:abstractNumId="1" w15:restartNumberingAfterBreak="0">
+    <w:nsid w:val="3E7E367B"/>
+    <w:multiLevelType w:val="multilevel"/>
+    <w:tmpl w:val="A920AC72"/>
+    <w:lvl w:ilvl="0">
+      <w:start w:val="1"/>
+      <w:numFmt w:val="bullet"/>
+      <w:lvlText w:val=""/>
+      <w:lvlJc w:val="left"/>
+      <w:pPr>
+        <w:tabs>
+          <w:tab w:val="num" w:pos="720"/>
+        </w:tabs>
+        <w:ind w:left="720" w:hanging="360"/>
+      </w:pPr>
+      <w:rPr>
+        <w:rFonts w:ascii="Symbol" w:hAnsi="Symbol" w:hint="default"/>
+        <w:sz w:val="20"/>
+      </w:rPr>
+    </w:lvl>
+    <w:lvl w:ilvl="1" w:tentative="1">
+      <w:start w:val="1"/>
+      <w:numFmt w:val="bullet"/>
+      <w:lvlText w:val="o"/>
+      <w:lvlJc w:val="left"/>
+      <w:pPr>
+        <w:tabs>
+          <w:tab w:val="num" w:pos="1440"/>
+        </w:tabs>
+        <w:ind w:left="1440" w:hanging="360"/>
+      </w:pPr>
+      <w:rPr>
+        <w:rFonts w:ascii="Courier New" w:hAnsi="Courier New" w:hint="default"/>
+        <w:sz w:val="20"/>
+      </w:rPr>
+    </w:lvl>
+    <w:lvl w:ilvl="2" w:tentative="1">
+      <w:start w:val="1"/>
+      <w:numFmt w:val="bullet"/>
+      <w:lvlText w:val=""/>
+      <w:lvlJc w:val="left"/>
+      <w:pPr>
+        <w:tabs>
+          <w:tab w:val="num" w:pos="2160"/>
+        </w:tabs>
+        <w:ind w:left="2160" w:hanging="360"/>
+      </w:pPr>
+      <w:rPr>
+        <w:rFonts w:ascii="Wingdings" w:hAnsi="Wingdings" w:hint="default"/>
+        <w:sz w:val="20"/>
+      </w:rPr>
+    </w:lvl>
+    <w:lvl w:ilvl="3" w:tentative="1">
+      <w:start w:val="1"/>
+      <w:numFmt w:val="bullet"/>
+      <w:lvlText w:val=""/>
+      <w:lvlJc w:val="left"/>
+      <w:pPr>
+        <w:tabs>
+          <w:tab w:val="num" w:pos="2880"/>
+        </w:tabs>
+        <w:ind w:left="2880" w:hanging="360"/>
+      </w:pPr>
+      <w:rPr>
+        <w:rFonts w:ascii="Wingdings" w:hAnsi="Wingdings" w:hint="default"/>
+        <w:sz w:val="20"/>
+      </w:rPr>
+    </w:lvl>
+    <w:lvl w:ilvl="4" w:tentative="1">
+      <w:start w:val="1"/>
+      <w:numFmt w:val="bullet"/>
+      <w:lvlText w:val=""/>
+      <w:lvlJc w:val="left"/>
+      <w:pPr>
+        <w:tabs>
+          <w:tab w:val="num" w:pos="3600"/>
+        </w:tabs>
+        <w:ind w:left="3600" w:hanging="360"/>
+      </w:pPr>
+      <w:rPr>
+        <w:rFonts w:ascii="Wingdings" w:hAnsi="Wingdings" w:hint="default"/>
+        <w:sz w:val="20"/>
+      </w:rPr>
+    </w:lvl>
+    <w:lvl w:ilvl="5" w:tentative="1">
+      <w:start w:val="1"/>
+      <w:numFmt w:val="bullet"/>
+      <w:lvlText w:val=""/>
+      <w:lvlJc w:val="left"/>
+      <w:pPr>
+        <w:tabs>
+          <w:tab w:val="num" w:pos="4320"/>
+        </w:tabs>
+        <w:ind w:left="4320" w:hanging="360"/>
+      </w:pPr>
+      <w:rPr>
+        <w:rFonts w:ascii="Wingdings" w:hAnsi="Wingdings" w:hint="default"/>
+        <w:sz w:val="20"/>
+      </w:rPr>
+    </w:lvl>
+    <w:lvl w:ilvl="6" w:tentative="1">
+      <w:start w:val="1"/>
+      <w:numFmt w:val="bullet"/>
+      <w:lvlText w:val=""/>
+      <w:lvlJc w:val="left"/>
+      <w:pPr>
+        <w:tabs>
+          <w:tab w:val="num" w:pos="5040"/>
+        </w:tabs>
+        <w:ind w:left="5040" w:hanging="360"/>
+      </w:pPr>
+      <w:rPr>
+        <w:rFonts w:ascii="Wingdings" w:hAnsi="Wingdings" w:hint="default"/>
+        <w:sz w:val="20"/>
+      </w:rPr>
+    </w:lvl>
+    <w:lvl w:ilvl="7" w:tentative="1">
+      <w:start w:val="1"/>
+      <w:numFmt w:val="bullet"/>
+      <w:lvlText w:val=""/>
+      <w:lvlJc w:val="left"/>
+      <w:pPr>
+        <w:tabs>
+          <w:tab w:val="num" w:pos="5760"/>
+        </w:tabs>
+        <w:ind w:left="5760" w:hanging="360"/>
+      </w:pPr>
+      <w:rPr>
+        <w:rFonts w:ascii="Wingdings" w:hAnsi="Wingdings" w:hint="default"/>
+        <w:sz w:val="20"/>
+      </w:rPr>
+    </w:lvl>
+    <w:lvl w:ilvl="8" w:tentative="1">
+      <w:start w:val="1"/>
+      <w:numFmt w:val="bullet"/>
+      <w:lvlText w:val=""/>
+      <w:lvlJc w:val="left"/>
+      <w:pPr>
+        <w:tabs>
+          <w:tab w:val="num" w:pos="6480"/>
+        </w:tabs>
+        <w:ind w:left="6480" w:hanging="360"/>
+      </w:pPr>
+      <w:rPr>
+        <w:rFonts w:ascii="Wingdings" w:hAnsi="Wingdings" w:hint="default"/>
+        <w:sz w:val="20"/>
+      </w:rPr>
+    </w:lvl>
+  </w:abstractNum>
+  <w:abstractNum w:abstractNumId="2" w15:restartNumberingAfterBreak="0">
+    <w:nsid w:val="4184318C"/>
+    <w:multiLevelType w:val="multilevel"/>
+    <w:tmpl w:val="FF782C56"/>
+    <w:lvl w:ilvl="0">
+      <w:start w:val="1"/>
+      <w:numFmt w:val="bullet"/>
+      <w:lvlText w:val=""/>
+      <w:lvlJc w:val="left"/>
+      <w:pPr>
+        <w:tabs>
+          <w:tab w:val="num" w:pos="720"/>
+        </w:tabs>
+        <w:ind w:left="720" w:hanging="360"/>
+      </w:pPr>
+      <w:rPr>
+        <w:rFonts w:ascii="Symbol" w:hAnsi="Symbol" w:hint="default"/>
+        <w:sz w:val="20"/>
+      </w:rPr>
+    </w:lvl>
+    <w:lvl w:ilvl="1" w:tentative="1">
+      <w:start w:val="1"/>
+      <w:numFmt w:val="bullet"/>
+      <w:lvlText w:val="o"/>
+      <w:lvlJc w:val="left"/>
+      <w:pPr>
+        <w:tabs>
+          <w:tab w:val="num" w:pos="1440"/>
+        </w:tabs>
+        <w:ind w:left="1440" w:hanging="360"/>
+      </w:pPr>
+      <w:rPr>
+        <w:rFonts w:ascii="Courier New" w:hAnsi="Courier New" w:hint="default"/>
+        <w:sz w:val="20"/>
+      </w:rPr>
+    </w:lvl>
+    <w:lvl w:ilvl="2" w:tentative="1">
+      <w:start w:val="1"/>
+      <w:numFmt w:val="bullet"/>
+      <w:lvlText w:val=""/>
+      <w:lvlJc w:val="left"/>
+      <w:pPr>
+        <w:tabs>
+          <w:tab w:val="num" w:pos="2160"/>
+        </w:tabs>
+        <w:ind w:left="2160" w:hanging="360"/>
+      </w:pPr>
+      <w:rPr>
+        <w:rFonts w:ascii="Wingdings" w:hAnsi="Wingdings" w:hint="default"/>
+        <w:sz w:val="20"/>
+      </w:rPr>
+    </w:lvl>
+    <w:lvl w:ilvl="3" w:tentative="1">
+      <w:start w:val="1"/>
+      <w:numFmt w:val="bullet"/>
+      <w:lvlText w:val=""/>
+      <w:lvlJc w:val="left"/>
+      <w:pPr>
+        <w:tabs>
+          <w:tab w:val="num" w:pos="2880"/>
+        </w:tabs>
+        <w:ind w:left="2880" w:hanging="360"/>
+      </w:pPr>
+      <w:rPr>
+        <w:rFonts w:ascii="Wingdings" w:hAnsi="Wingdings" w:hint="default"/>
+        <w:sz w:val="20"/>
+      </w:rPr>
+    </w:lvl>
+    <w:lvl w:ilvl="4" w:tentative="1">
+      <w:start w:val="1"/>
+      <w:numFmt w:val="bullet"/>
+      <w:lvlText w:val=""/>
+      <w:lvlJc w:val="left"/>
+      <w:pPr>
+        <w:tabs>
+          <w:tab w:val="num" w:pos="3600"/>
+        </w:tabs>
+        <w:ind w:left="3600" w:hanging="360"/>
+      </w:pPr>
+      <w:rPr>
+        <w:rFonts w:ascii="Wingdings" w:hAnsi="Wingdings" w:hint="default"/>
+        <w:sz w:val="20"/>
+      </w:rPr>
+    </w:lvl>
+    <w:lvl w:ilvl="5" w:tentative="1">
+      <w:start w:val="1"/>
+      <w:numFmt w:val="bullet"/>
+      <w:lvlText w:val=""/>
+      <w:lvlJc w:val="left"/>
+      <w:pPr>
+        <w:tabs>
+          <w:tab w:val="num" w:pos="4320"/>
+        </w:tabs>
+        <w:ind w:left="4320" w:hanging="360"/>
+      </w:pPr>
+      <w:rPr>
+        <w:rFonts w:ascii="Wingdings" w:hAnsi="Wingdings" w:hint="default"/>
+        <w:sz w:val="20"/>
+      </w:rPr>
+    </w:lvl>
+    <w:lvl w:ilvl="6" w:tentative="1">
+      <w:start w:val="1"/>
+      <w:numFmt w:val="bullet"/>
+      <w:lvlText w:val=""/>
+      <w:lvlJc w:val="left"/>
+      <w:pPr>
+        <w:tabs>
+          <w:tab w:val="num" w:pos="5040"/>
+        </w:tabs>
+        <w:ind w:left="5040" w:hanging="360"/>
+      </w:pPr>
+      <w:rPr>
+        <w:rFonts w:ascii="Wingdings" w:hAnsi="Wingdings" w:hint="default"/>
+        <w:sz w:val="20"/>
+      </w:rPr>
+    </w:lvl>
+    <w:lvl w:ilvl="7" w:tentative="1">
+      <w:start w:val="1"/>
+      <w:numFmt w:val="bullet"/>
+      <w:lvlText w:val=""/>
+      <w:lvlJc w:val="left"/>
+      <w:pPr>
+        <w:tabs>
+          <w:tab w:val="num" w:pos="5760"/>
+        </w:tabs>
+        <w:ind w:left="5760" w:hanging="360"/>
+      </w:pPr>
+      <w:rPr>
+        <w:rFonts w:ascii="Wingdings" w:hAnsi="Wingdings" w:hint="default"/>
+        <w:sz w:val="20"/>
+      </w:rPr>
+    </w:lvl>
+    <w:lvl w:ilvl="8" w:tentative="1">
+      <w:start w:val="1"/>
+      <w:numFmt w:val="bullet"/>
+      <w:lvlText w:val=""/>
+      <w:lvlJc w:val="left"/>
+      <w:pPr>
+        <w:tabs>
+          <w:tab w:val="num" w:pos="6480"/>
+        </w:tabs>
+        <w:ind w:left="6480" w:hanging="360"/>
+      </w:pPr>
+      <w:rPr>
+        <w:rFonts w:ascii="Wingdings" w:hAnsi="Wingdings" w:hint="default"/>
+        <w:sz w:val="20"/>
+      </w:rPr>
+    </w:lvl>
+  </w:abstractNum>
+  <w:abstractNum w:abstractNumId="3" w15:restartNumberingAfterBreak="0">
+    <w:nsid w:val="46A90800"/>
+    <w:multiLevelType w:val="multilevel"/>
+    <w:tmpl w:val="45486EC0"/>
+    <w:lvl w:ilvl="0">
+      <w:start w:val="1"/>
+      <w:numFmt w:val="bullet"/>
+      <w:lvlText w:val=""/>
+      <w:lvlJc w:val="left"/>
+      <w:pPr>
+        <w:tabs>
+          <w:tab w:val="num" w:pos="720"/>
+        </w:tabs>
+        <w:ind w:left="720" w:hanging="360"/>
+      </w:pPr>
+      <w:rPr>
+        <w:rFonts w:ascii="Symbol" w:hAnsi="Symbol" w:hint="default"/>
+        <w:sz w:val="20"/>
+      </w:rPr>
+    </w:lvl>
+    <w:lvl w:ilvl="1" w:tentative="1">
+      <w:start w:val="1"/>
+      <w:numFmt w:val="bullet"/>
+      <w:lvlText w:val="o"/>
+      <w:lvlJc w:val="left"/>
+      <w:pPr>
+        <w:tabs>
+          <w:tab w:val="num" w:pos="1440"/>
+        </w:tabs>
+        <w:ind w:left="1440" w:hanging="360"/>
+      </w:pPr>
+      <w:rPr>
+        <w:rFonts w:ascii="Courier New" w:hAnsi="Courier New" w:hint="default"/>
+        <w:sz w:val="20"/>
+      </w:rPr>
+    </w:lvl>
+    <w:lvl w:ilvl="2" w:tentative="1">
+      <w:start w:val="1"/>
+      <w:numFmt w:val="bullet"/>
+      <w:lvlText w:val=""/>
+      <w:lvlJc w:val="left"/>
+      <w:pPr>
+        <w:tabs>
+          <w:tab w:val="num" w:pos="2160"/>
+        </w:tabs>
+        <w:ind w:left="2160" w:hanging="360"/>
+      </w:pPr>
+      <w:rPr>
+        <w:rFonts w:ascii="Wingdings" w:hAnsi="Wingdings" w:hint="default"/>
+        <w:sz w:val="20"/>
+      </w:rPr>
+    </w:lvl>
+    <w:lvl w:ilvl="3" w:tentative="1">
+      <w:start w:val="1"/>
+      <w:numFmt w:val="bullet"/>
+      <w:lvlText w:val=""/>
+      <w:lvlJc w:val="left"/>
+      <w:pPr>
+        <w:tabs>
+          <w:tab w:val="num" w:pos="2880"/>
+        </w:tabs>
+        <w:ind w:left="2880" w:hanging="360"/>
+      </w:pPr>
+      <w:rPr>
+        <w:rFonts w:ascii="Wingdings" w:hAnsi="Wingdings" w:hint="default"/>
+        <w:sz w:val="20"/>
+      </w:rPr>
+    </w:lvl>
+    <w:lvl w:ilvl="4" w:tentative="1">
+      <w:start w:val="1"/>
+      <w:numFmt w:val="bullet"/>
+      <w:lvlText w:val=""/>
+      <w:lvlJc w:val="left"/>
+      <w:pPr>
+        <w:tabs>
+          <w:tab w:val="num" w:pos="3600"/>
+        </w:tabs>
+        <w:ind w:left="3600" w:hanging="360"/>
+      </w:pPr>
+      <w:rPr>
+        <w:rFonts w:ascii="Wingdings" w:hAnsi="Wingdings" w:hint="default"/>
+        <w:sz w:val="20"/>
+      </w:rPr>
+    </w:lvl>
+    <w:lvl w:ilvl="5" w:tentative="1">
+      <w:start w:val="1"/>
+      <w:numFmt w:val="bullet"/>
+      <w:lvlText w:val=""/>
+      <w:lvlJc w:val="left"/>
+      <w:pPr>
+        <w:tabs>
+          <w:tab w:val="num" w:pos="4320"/>
+        </w:tabs>
+        <w:ind w:left="4320" w:hanging="360"/>
+      </w:pPr>
+      <w:rPr>
+        <w:rFonts w:ascii="Wingdings" w:hAnsi="Wingdings" w:hint="default"/>
+        <w:sz w:val="20"/>
+      </w:rPr>
+    </w:lvl>
+    <w:lvl w:ilvl="6" w:tentative="1">
+      <w:start w:val="1"/>
+      <w:numFmt w:val="bullet"/>
+      <w:lvlText w:val=""/>
+      <w:lvlJc w:val="left"/>
+      <w:pPr>
+        <w:tabs>
+          <w:tab w:val="num" w:pos="5040"/>
+        </w:tabs>
+        <w:ind w:left="5040" w:hanging="360"/>
+      </w:pPr>
+      <w:rPr>
+        <w:rFonts w:ascii="Wingdings" w:hAnsi="Wingdings" w:hint="default"/>
+        <w:sz w:val="20"/>
+      </w:rPr>
+    </w:lvl>
+    <w:lvl w:ilvl="7" w:tentative="1">
+      <w:start w:val="1"/>
+      <w:numFmt w:val="bullet"/>
+      <w:lvlText w:val=""/>
+      <w:lvlJc w:val="left"/>
+      <w:pPr>
+        <w:tabs>
+          <w:tab w:val="num" w:pos="5760"/>
+        </w:tabs>
+        <w:ind w:left="5760" w:hanging="360"/>
+      </w:pPr>
+      <w:rPr>
+        <w:rFonts w:ascii="Wingdings" w:hAnsi="Wingdings" w:hint="default"/>
+        <w:sz w:val="20"/>
+      </w:rPr>
+    </w:lvl>
+    <w:lvl w:ilvl="8" w:tentative="1">
+      <w:start w:val="1"/>
+      <w:numFmt w:val="bullet"/>
+      <w:lvlText w:val=""/>
+      <w:lvlJc w:val="left"/>
+      <w:pPr>
+        <w:tabs>
+          <w:tab w:val="num" w:pos="6480"/>
+        </w:tabs>
+        <w:ind w:left="6480" w:hanging="360"/>
+      </w:pPr>
+      <w:rPr>
+        <w:rFonts w:ascii="Wingdings" w:hAnsi="Wingdings" w:hint="default"/>
+        <w:sz w:val="20"/>
+      </w:rPr>
+    </w:lvl>
+  </w:abstractNum>
+  <w:abstractNum w:abstractNumId="4" w15:restartNumberingAfterBreak="0">
+    <w:nsid w:val="631570DA"/>
+    <w:multiLevelType w:val="multilevel"/>
+    <w:tmpl w:val="47644284"/>
+    <w:lvl w:ilvl="0">
+      <w:start w:val="1"/>
+      <w:numFmt w:val="bullet"/>
+      <w:lvlText w:val=""/>
+      <w:lvlJc w:val="left"/>
+      <w:pPr>
+        <w:tabs>
+          <w:tab w:val="num" w:pos="720"/>
+        </w:tabs>
+        <w:ind w:left="720" w:hanging="360"/>
+      </w:pPr>
+      <w:rPr>
+        <w:rFonts w:ascii="Symbol" w:hAnsi="Symbol" w:hint="default"/>
+        <w:sz w:val="20"/>
+      </w:rPr>
+    </w:lvl>
+    <w:lvl w:ilvl="1" w:tentative="1">
+      <w:start w:val="1"/>
+      <w:numFmt w:val="bullet"/>
+      <w:lvlText w:val="o"/>
+      <w:lvlJc w:val="left"/>
+      <w:pPr>
+        <w:tabs>
+          <w:tab w:val="num" w:pos="1440"/>
+        </w:tabs>
+        <w:ind w:left="1440" w:hanging="360"/>
+      </w:pPr>
+      <w:rPr>
+        <w:rFonts w:ascii="Courier New" w:hAnsi="Courier New" w:hint="default"/>
+        <w:sz w:val="20"/>
+      </w:rPr>
+    </w:lvl>
+    <w:lvl w:ilvl="2" w:tentative="1">
+      <w:start w:val="1"/>
+      <w:numFmt w:val="bullet"/>
+      <w:lvlText w:val=""/>
+      <w:lvlJc w:val="left"/>
+      <w:pPr>
+        <w:tabs>
+          <w:tab w:val="num" w:pos="2160"/>
+        </w:tabs>
+        <w:ind w:left="2160" w:hanging="360"/>
+      </w:pPr>
+      <w:rPr>
+        <w:rFonts w:ascii="Wingdings" w:hAnsi="Wingdings" w:hint="default"/>
+        <w:sz w:val="20"/>
+      </w:rPr>
+    </w:lvl>
+    <w:lvl w:ilvl="3" w:tentative="1">
+      <w:start w:val="1"/>
+      <w:numFmt w:val="bullet"/>
+      <w:lvlText w:val=""/>
+      <w:lvlJc w:val="left"/>
+      <w:pPr>
+        <w:tabs>
+          <w:tab w:val="num" w:pos="2880"/>
+        </w:tabs>
+        <w:ind w:left="2880" w:hanging="360"/>
+      </w:pPr>
+      <w:rPr>
+        <w:rFonts w:ascii="Wingdings" w:hAnsi="Wingdings" w:hint="default"/>
+        <w:sz w:val="20"/>
+      </w:rPr>
+    </w:lvl>
+    <w:lvl w:ilvl="4" w:tentative="1">
+      <w:start w:val="1"/>
+      <w:numFmt w:val="bullet"/>
+      <w:lvlText w:val=""/>
+      <w:lvlJc w:val="left"/>
+      <w:pPr>
+        <w:tabs>
+          <w:tab w:val="num" w:pos="3600"/>
+        </w:tabs>
+        <w:ind w:left="3600" w:hanging="360"/>
+      </w:pPr>
+      <w:rPr>
+        <w:rFonts w:ascii="Wingdings" w:hAnsi="Wingdings" w:hint="default"/>
+        <w:sz w:val="20"/>
+      </w:rPr>
+    </w:lvl>
+    <w:lvl w:ilvl="5" w:tentative="1">
+      <w:start w:val="1"/>
+      <w:numFmt w:val="bullet"/>
+      <w:lvlText w:val=""/>
+      <w:lvlJc w:val="left"/>
+      <w:pPr>
+        <w:tabs>
+          <w:tab w:val="num" w:pos="4320"/>
+        </w:tabs>
+        <w:ind w:left="4320" w:hanging="360"/>
+      </w:pPr>
+      <w:rPr>
+        <w:rFonts w:ascii="Wingdings" w:hAnsi="Wingdings" w:hint="default"/>
+        <w:sz w:val="20"/>
+      </w:rPr>
+    </w:lvl>
+    <w:lvl w:ilvl="6" w:tentative="1">
+      <w:start w:val="1"/>
+      <w:numFmt w:val="bullet"/>
+      <w:lvlText w:val=""/>
+      <w:lvlJc w:val="left"/>
+      <w:pPr>
+        <w:tabs>
+          <w:tab w:val="num" w:pos="5040"/>
+        </w:tabs>
+        <w:ind w:left="5040" w:hanging="360"/>
+      </w:pPr>
+      <w:rPr>
+        <w:rFonts w:ascii="Wingdings" w:hAnsi="Wingdings" w:hint="default"/>
+        <w:sz w:val="20"/>
+      </w:rPr>
+    </w:lvl>
+    <w:lvl w:ilvl="7" w:tentative="1">
+      <w:start w:val="1"/>
+      <w:numFmt w:val="bullet"/>
+      <w:lvlText w:val=""/>
+      <w:lvlJc w:val="left"/>
+      <w:pPr>
+        <w:tabs>
+          <w:tab w:val="num" w:pos="5760"/>
+        </w:tabs>
+        <w:ind w:left="5760" w:hanging="360"/>
+      </w:pPr>
+      <w:rPr>
+        <w:rFonts w:ascii="Wingdings" w:hAnsi="Wingdings" w:hint="default"/>
+        <w:sz w:val="20"/>
+      </w:rPr>
+    </w:lvl>
+    <w:lvl w:ilvl="8" w:tentative="1">
+      <w:start w:val="1"/>
+      <w:numFmt w:val="bullet"/>
+      <w:lvlText w:val=""/>
+      <w:lvlJc w:val="left"/>
+      <w:pPr>
+        <w:tabs>
+          <w:tab w:val="num" w:pos="6480"/>
+        </w:tabs>
+        <w:ind w:left="6480" w:hanging="360"/>
+      </w:pPr>
+      <w:rPr>
+        <w:rFonts w:ascii="Wingdings" w:hAnsi="Wingdings" w:hint="default"/>
+        <w:sz w:val="20"/>
+      </w:rPr>
+    </w:lvl>
+  </w:abstractNum>
+  <w:abstractNum w:abstractNumId="5" w15:restartNumberingAfterBreak="0">
+    <w:nsid w:val="67AE57D6"/>
+    <w:multiLevelType w:val="multilevel"/>
+    <w:tmpl w:val="0BF65CF4"/>
+    <w:lvl w:ilvl="0">
+      <w:start w:val="1"/>
+      <w:numFmt w:val="bullet"/>
+      <w:lvlText w:val=""/>
+      <w:lvlJc w:val="left"/>
+      <w:pPr>
+        <w:tabs>
+          <w:tab w:val="num" w:pos="720"/>
+        </w:tabs>
+        <w:ind w:left="720" w:hanging="360"/>
+      </w:pPr>
+      <w:rPr>
+        <w:rFonts w:ascii="Symbol" w:hAnsi="Symbol" w:hint="default"/>
+        <w:sz w:val="20"/>
+      </w:rPr>
+    </w:lvl>
+    <w:lvl w:ilvl="1" w:tentative="1">
+      <w:start w:val="1"/>
+      <w:numFmt w:val="bullet"/>
+      <w:lvlText w:val="o"/>
+      <w:lvlJc w:val="left"/>
+      <w:pPr>
+        <w:tabs>
+          <w:tab w:val="num" w:pos="1440"/>
+        </w:tabs>
+        <w:ind w:left="1440" w:hanging="360"/>
+      </w:pPr>
+      <w:rPr>
+        <w:rFonts w:ascii="Courier New" w:hAnsi="Courier New" w:hint="default"/>
+        <w:sz w:val="20"/>
+      </w:rPr>
+    </w:lvl>
+    <w:lvl w:ilvl="2" w:tentative="1">
+      <w:start w:val="1"/>
+      <w:numFmt w:val="bullet"/>
+      <w:lvlText w:val=""/>
+      <w:lvlJc w:val="left"/>
+      <w:pPr>
+        <w:tabs>
+          <w:tab w:val="num" w:pos="2160"/>
+        </w:tabs>
+        <w:ind w:left="2160" w:hanging="360"/>
+      </w:pPr>
+      <w:rPr>
+        <w:rFonts w:ascii="Wingdings" w:hAnsi="Wingdings" w:hint="default"/>
+        <w:sz w:val="20"/>
+      </w:rPr>
+    </w:lvl>
+    <w:lvl w:ilvl="3" w:tentative="1">
+      <w:start w:val="1"/>
+      <w:numFmt w:val="bullet"/>
+      <w:lvlText w:val=""/>
+      <w:lvlJc w:val="left"/>
+      <w:pPr>
+        <w:tabs>
+          <w:tab w:val="num" w:pos="2880"/>
+        </w:tabs>
+        <w:ind w:left="2880" w:hanging="360"/>
+      </w:pPr>
+      <w:rPr>
+        <w:rFonts w:ascii="Wingdings" w:hAnsi="Wingdings" w:hint="default"/>
+        <w:sz w:val="20"/>
+      </w:rPr>
+    </w:lvl>
+    <w:lvl w:ilvl="4" w:tentative="1">
+      <w:start w:val="1"/>
+      <w:numFmt w:val="bullet"/>
+      <w:lvlText w:val=""/>
+      <w:lvlJc w:val="left"/>
+      <w:pPr>
+        <w:tabs>
+          <w:tab w:val="num" w:pos="3600"/>
+        </w:tabs>
+        <w:ind w:left="3600" w:hanging="360"/>
+      </w:pPr>
+      <w:rPr>
+        <w:rFonts w:ascii="Wingdings" w:hAnsi="Wingdings" w:hint="default"/>
+        <w:sz w:val="20"/>
+      </w:rPr>
+    </w:lvl>
+    <w:lvl w:ilvl="5" w:tentative="1">
+      <w:start w:val="1"/>
+      <w:numFmt w:val="bullet"/>
+      <w:lvlText w:val=""/>
+      <w:lvlJc w:val="left"/>
+      <w:pPr>
+        <w:tabs>
+          <w:tab w:val="num" w:pos="4320"/>
+        </w:tabs>
+        <w:ind w:left="4320" w:hanging="360"/>
+      </w:pPr>
+      <w:rPr>
+        <w:rFonts w:ascii="Wingdings" w:hAnsi="Wingdings" w:hint="default"/>
+        <w:sz w:val="20"/>
+      </w:rPr>
+    </w:lvl>
+    <w:lvl w:ilvl="6" w:tentative="1">
+      <w:start w:val="1"/>
+      <w:numFmt w:val="bullet"/>
+      <w:lvlText w:val=""/>
+      <w:lvlJc w:val="left"/>
+      <w:pPr>
+        <w:tabs>
+          <w:tab w:val="num" w:pos="5040"/>
+        </w:tabs>
+        <w:ind w:left="5040" w:hanging="360"/>
+      </w:pPr>
+      <w:rPr>
+        <w:rFonts w:ascii="Wingdings" w:hAnsi="Wingdings" w:hint="default"/>
+        <w:sz w:val="20"/>
+      </w:rPr>
+    </w:lvl>
+    <w:lvl w:ilvl="7" w:tentative="1">
+      <w:start w:val="1"/>
+      <w:numFmt w:val="bullet"/>
+      <w:lvlText w:val=""/>
+      <w:lvlJc w:val="left"/>
+      <w:pPr>
+        <w:tabs>
+          <w:tab w:val="num" w:pos="5760"/>
+        </w:tabs>
+        <w:ind w:left="5760" w:hanging="360"/>
+      </w:pPr>
+      <w:rPr>
+        <w:rFonts w:ascii="Wingdings" w:hAnsi="Wingdings" w:hint="default"/>
+        <w:sz w:val="20"/>
+      </w:rPr>
+    </w:lvl>
+    <w:lvl w:ilvl="8" w:tentative="1">
+      <w:start w:val="1"/>
+      <w:numFmt w:val="bullet"/>
+      <w:lvlText w:val=""/>
+      <w:lvlJc w:val="left"/>
+      <w:pPr>
+        <w:tabs>
+          <w:tab w:val="num" w:pos="6480"/>
+        </w:tabs>
+        <w:ind w:left="6480" w:hanging="360"/>
+      </w:pPr>
+      <w:rPr>
+        <w:rFonts w:ascii="Wingdings" w:hAnsi="Wingdings" w:hint="default"/>
+        <w:sz w:val="20"/>
+      </w:rPr>
+    </w:lvl>
+  </w:abstractNum>
+  <w:abstractNum w:abstractNumId="6" w15:restartNumberingAfterBreak="0">
+    <w:nsid w:val="73A41C51"/>
+    <w:multiLevelType w:val="multilevel"/>
+    <w:tmpl w:val="F3A83376"/>
+    <w:lvl w:ilvl="0">
+      <w:start w:val="1"/>
+      <w:numFmt w:val="bullet"/>
+      <w:lvlText w:val=""/>
+      <w:lvlJc w:val="left"/>
+      <w:pPr>
+        <w:tabs>
+          <w:tab w:val="num" w:pos="720"/>
+        </w:tabs>
+        <w:ind w:left="720" w:hanging="360"/>
+      </w:pPr>
+      <w:rPr>
+        <w:rFonts w:ascii="Symbol" w:hAnsi="Symbol" w:hint="default"/>
+        <w:sz w:val="20"/>
+      </w:rPr>
+    </w:lvl>
+    <w:lvl w:ilvl="1" w:tentative="1">
+      <w:start w:val="1"/>
+      <w:numFmt w:val="bullet"/>
+      <w:lvlText w:val="o"/>
+      <w:lvlJc w:val="left"/>
+      <w:pPr>
+        <w:tabs>
+          <w:tab w:val="num" w:pos="1440"/>
+        </w:tabs>
+        <w:ind w:left="1440" w:hanging="360"/>
+      </w:pPr>
+      <w:rPr>
+        <w:rFonts w:ascii="Courier New" w:hAnsi="Courier New" w:hint="default"/>
+        <w:sz w:val="20"/>
+      </w:rPr>
+    </w:lvl>
+    <w:lvl w:ilvl="2" w:tentative="1">
+      <w:start w:val="1"/>
+      <w:numFmt w:val="bullet"/>
+      <w:lvlText w:val=""/>
+      <w:lvlJc w:val="left"/>
+      <w:pPr>
+        <w:tabs>
+          <w:tab w:val="num" w:pos="2160"/>
+        </w:tabs>
+        <w:ind w:left="2160" w:hanging="360"/>
+      </w:pPr>
+      <w:rPr>
+        <w:rFonts w:ascii="Wingdings" w:hAnsi="Wingdings" w:hint="default"/>
+        <w:sz w:val="20"/>
+      </w:rPr>
+    </w:lvl>
+    <w:lvl w:ilvl="3" w:tentative="1">
+      <w:start w:val="1"/>
+      <w:numFmt w:val="bullet"/>
+      <w:lvlText w:val=""/>
+      <w:lvlJc w:val="left"/>
+      <w:pPr>
+        <w:tabs>
+          <w:tab w:val="num" w:pos="2880"/>
+        </w:tabs>
+        <w:ind w:left="2880" w:hanging="360"/>
+      </w:pPr>
+      <w:rPr>
+        <w:rFonts w:ascii="Wingdings" w:hAnsi="Wingdings" w:hint="default"/>
+        <w:sz w:val="20"/>
+      </w:rPr>
+    </w:lvl>
+    <w:lvl w:ilvl="4" w:tentative="1">
+      <w:start w:val="1"/>
+      <w:numFmt w:val="bullet"/>
+      <w:lvlText w:val=""/>
+      <w:lvlJc w:val="left"/>
+      <w:pPr>
+        <w:tabs>
+          <w:tab w:val="num" w:pos="3600"/>
+        </w:tabs>
+        <w:ind w:left="3600" w:hanging="360"/>
+      </w:pPr>
+      <w:rPr>
+        <w:rFonts w:ascii="Wingdings" w:hAnsi="Wingdings" w:hint="default"/>
+        <w:sz w:val="20"/>
+      </w:rPr>
+    </w:lvl>
+    <w:lvl w:ilvl="5" w:tentative="1">
+      <w:start w:val="1"/>
+      <w:numFmt w:val="bullet"/>
+      <w:lvlText w:val=""/>
+      <w:lvlJc w:val="left"/>
+      <w:pPr>
+        <w:tabs>
+          <w:tab w:val="num" w:pos="4320"/>
+        </w:tabs>
+        <w:ind w:left="4320" w:hanging="360"/>
+      </w:pPr>
+      <w:rPr>
+        <w:rFonts w:ascii="Wingdings" w:hAnsi="Wingdings" w:hint="default"/>
+        <w:sz w:val="20"/>
+      </w:rPr>
+    </w:lvl>
+    <w:lvl w:ilvl="6" w:tentative="1">
+      <w:start w:val="1"/>
+      <w:numFmt w:val="bullet"/>
+      <w:lvlText w:val=""/>
+      <w:lvlJc w:val="left"/>
+      <w:pPr>
+        <w:tabs>
+          <w:tab w:val="num" w:pos="5040"/>
+        </w:tabs>
+        <w:ind w:left="5040" w:hanging="360"/>
+      </w:pPr>
+      <w:rPr>
+        <w:rFonts w:ascii="Wingdings" w:hAnsi="Wingdings" w:hint="default"/>
+        <w:sz w:val="20"/>
+      </w:rPr>
+    </w:lvl>
+    <w:lvl w:ilvl="7" w:tentative="1">
+      <w:start w:val="1"/>
+      <w:numFmt w:val="bullet"/>
+      <w:lvlText w:val=""/>
+      <w:lvlJc w:val="left"/>
+      <w:pPr>
+        <w:tabs>
+          <w:tab w:val="num" w:pos="5760"/>
+        </w:tabs>
+        <w:ind w:left="5760" w:hanging="360"/>
+      </w:pPr>
+      <w:rPr>
+        <w:rFonts w:ascii="Wingdings" w:hAnsi="Wingdings" w:hint="default"/>
+        <w:sz w:val="20"/>
+      </w:rPr>
+    </w:lvl>
+    <w:lvl w:ilvl="8" w:tentative="1">
+      <w:start w:val="1"/>
+      <w:numFmt w:val="bullet"/>
+      <w:lvlText w:val=""/>
+      <w:lvlJc w:val="left"/>
+      <w:pPr>
+        <w:tabs>
+          <w:tab w:val="num" w:pos="6480"/>
+        </w:tabs>
+        <w:ind w:left="6480" w:hanging="360"/>
+      </w:pPr>
+      <w:rPr>
+        <w:rFonts w:ascii="Wingdings" w:hAnsi="Wingdings" w:hint="default"/>
+        <w:sz w:val="20"/>
+      </w:rPr>
+    </w:lvl>
+  </w:abstractNum>
+  <w:abstractNum w:abstractNumId="7" w15:restartNumberingAfterBreak="0">
+    <w:nsid w:val="7633430D"/>
+    <w:multiLevelType w:val="multilevel"/>
+    <w:tmpl w:val="1B02696C"/>
+    <w:lvl w:ilvl="0">
+      <w:start w:val="1"/>
+      <w:numFmt w:val="bullet"/>
+      <w:lvlText w:val=""/>
+      <w:lvlJc w:val="left"/>
+      <w:pPr>
+        <w:tabs>
+          <w:tab w:val="num" w:pos="720"/>
+        </w:tabs>
+        <w:ind w:left="720" w:hanging="360"/>
+      </w:pPr>
+      <w:rPr>
+        <w:rFonts w:ascii="Symbol" w:hAnsi="Symbol" w:hint="default"/>
+        <w:sz w:val="20"/>
+      </w:rPr>
+    </w:lvl>
+    <w:lvl w:ilvl="1" w:tentative="1">
+      <w:start w:val="1"/>
+      <w:numFmt w:val="bullet"/>
+      <w:lvlText w:val="o"/>
+      <w:lvlJc w:val="left"/>
+      <w:pPr>
+        <w:tabs>
+          <w:tab w:val="num" w:pos="1440"/>
+        </w:tabs>
+        <w:ind w:left="1440" w:hanging="360"/>
+      </w:pPr>
+      <w:rPr>
+        <w:rFonts w:ascii="Courier New" w:hAnsi="Courier New" w:hint="default"/>
+        <w:sz w:val="20"/>
+      </w:rPr>
+    </w:lvl>
+    <w:lvl w:ilvl="2" w:tentative="1">
+      <w:start w:val="1"/>
+      <w:numFmt w:val="bullet"/>
+      <w:lvlText w:val=""/>
+      <w:lvlJc w:val="left"/>
+      <w:pPr>
+        <w:tabs>
+          <w:tab w:val="num" w:pos="2160"/>
+        </w:tabs>
+        <w:ind w:left="2160" w:hanging="360"/>
+      </w:pPr>
+      <w:rPr>
+        <w:rFonts w:ascii="Wingdings" w:hAnsi="Wingdings" w:hint="default"/>
+        <w:sz w:val="20"/>
+      </w:rPr>
+    </w:lvl>
+    <w:lvl w:ilvl="3" w:tentative="1">
+      <w:start w:val="1"/>
+      <w:numFmt w:val="bullet"/>
+      <w:lvlText w:val=""/>
+      <w:lvlJc w:val="left"/>
+      <w:pPr>
+        <w:tabs>
+          <w:tab w:val="num" w:pos="2880"/>
+        </w:tabs>
+        <w:ind w:left="2880" w:hanging="360"/>
+      </w:pPr>
+      <w:rPr>
+        <w:rFonts w:ascii="Wingdings" w:hAnsi="Wingdings" w:hint="default"/>
+        <w:sz w:val="20"/>
+      </w:rPr>
+    </w:lvl>
+    <w:lvl w:ilvl="4" w:tentative="1">
+      <w:start w:val="1"/>
+      <w:numFmt w:val="bullet"/>
+      <w:lvlText w:val=""/>
+      <w:lvlJc w:val="left"/>
+      <w:pPr>
+        <w:tabs>
+          <w:tab w:val="num" w:pos="3600"/>
+        </w:tabs>
+        <w:ind w:left="3600" w:hanging="360"/>
+      </w:pPr>
+      <w:rPr>
+        <w:rFonts w:ascii="Wingdings" w:hAnsi="Wingdings" w:hint="default"/>
+        <w:sz w:val="20"/>
+      </w:rPr>
+    </w:lvl>
+    <w:lvl w:ilvl="5" w:tentative="1">
+      <w:start w:val="1"/>
+      <w:numFmt w:val="bullet"/>
+      <w:lvlText w:val=""/>
+      <w:lvlJc w:val="left"/>
+      <w:pPr>
+        <w:tabs>
+          <w:tab w:val="num" w:pos="4320"/>
+        </w:tabs>
+        <w:ind w:left="4320" w:hanging="360"/>
+      </w:pPr>
+      <w:rPr>
+        <w:rFonts w:ascii="Wingdings" w:hAnsi="Wingdings" w:hint="default"/>
+        <w:sz w:val="20"/>
+      </w:rPr>
+    </w:lvl>
+    <w:lvl w:ilvl="6" w:tentative="1">
+      <w:start w:val="1"/>
+      <w:numFmt w:val="bullet"/>
+      <w:lvlText w:val=""/>
+      <w:lvlJc w:val="left"/>
+      <w:pPr>
+        <w:tabs>
+          <w:tab w:val="num" w:pos="5040"/>
+        </w:tabs>
+        <w:ind w:left="5040" w:hanging="360"/>
+      </w:pPr>
+      <w:rPr>
+        <w:rFonts w:ascii="Wingdings" w:hAnsi="Wingdings" w:hint="default"/>
+        <w:sz w:val="20"/>
+      </w:rPr>
+    </w:lvl>
+    <w:lvl w:ilvl="7" w:tentative="1">
+      <w:start w:val="1"/>
+      <w:numFmt w:val="bullet"/>
+      <w:lvlText w:val=""/>
+      <w:lvlJc w:val="left"/>
+      <w:pPr>
+        <w:tabs>
+          <w:tab w:val="num" w:pos="5760"/>
+        </w:tabs>
+        <w:ind w:left="5760" w:hanging="360"/>
+      </w:pPr>
+      <w:rPr>
+        <w:rFonts w:ascii="Wingdings" w:hAnsi="Wingdings" w:hint="default"/>
+        <w:sz w:val="20"/>
+      </w:rPr>
+    </w:lvl>
+    <w:lvl w:ilvl="8" w:tentative="1">
+      <w:start w:val="1"/>
+      <w:numFmt w:val="bullet"/>
+      <w:lvlText w:val=""/>
+      <w:lvlJc w:val="left"/>
+      <w:pPr>
+        <w:tabs>
+          <w:tab w:val="num" w:pos="6480"/>
+        </w:tabs>
+        <w:ind w:left="6480" w:hanging="360"/>
+      </w:pPr>
+      <w:rPr>
+        <w:rFonts w:ascii="Wingdings" w:hAnsi="Wingdings" w:hint="default"/>
+        <w:sz w:val="20"/>
+      </w:rPr>
+    </w:lvl>
+  </w:abstractNum>
+  <w:num w:numId="1" w16cid:durableId="402339055">
+    <w:abstractNumId w:val="4"/>
+  </w:num>
+  <w:num w:numId="2" w16cid:durableId="1565140715">
+    <w:abstractNumId w:val="7"/>
+  </w:num>
+  <w:num w:numId="3" w16cid:durableId="354037023">
+    <w:abstractNumId w:val="2"/>
+  </w:num>
+  <w:num w:numId="4" w16cid:durableId="772940956">
+    <w:abstractNumId w:val="3"/>
+  </w:num>
+  <w:num w:numId="5" w16cid:durableId="505752648">
+    <w:abstractNumId w:val="1"/>
+  </w:num>
+  <w:num w:numId="6" w16cid:durableId="1138646955">
+    <w:abstractNumId w:val="6"/>
+  </w:num>
+  <w:num w:numId="7" w16cid:durableId="1128277171">
+    <w:abstractNumId w:val="5"/>
+  </w:num>
+  <w:num w:numId="8" w16cid:durableId="159854463">
+    <w:abstractNumId w:val="0"/>
+  </w:num>
+</w:numbering>
 </file>
 
 <file path=word/styles.xml><?xml version="1.0" encoding="utf-8"?>
@@ -1222,6 +4833,25 @@
       <w:rFonts w:ascii="Times New Roman" w:hAnsi="Times New Roman" w:cs="Times New Roman"/>
     </w:rPr>
   </w:style>
+  <w:style w:type="table" w:styleId="Tabelacomgrade">
+    <w:name w:val="Table Grid"/>
+    <w:basedOn w:val="Tabelanormal"/>
+    <w:uiPriority w:val="39"/>
+    <w:rsid w:val="001C0305"/>
+    <w:pPr>
+      <w:spacing w:after="0" w:line="240" w:lineRule="auto"/>
+    </w:pPr>
+    <w:tblPr>
+      <w:tblBorders>
+        <w:top w:val="single" w:sz="4" w:space="0" w:color="auto"/>
+        <w:left w:val="single" w:sz="4" w:space="0" w:color="auto"/>
+        <w:bottom w:val="single" w:sz="4" w:space="0" w:color="auto"/>
+        <w:right w:val="single" w:sz="4" w:space="0" w:color="auto"/>
+        <w:insideH w:val="single" w:sz="4" w:space="0" w:color="auto"/>
+        <w:insideV w:val="single" w:sz="4" w:space="0" w:color="auto"/>
+      </w:tblBorders>
+    </w:tblPr>
+  </w:style>
 </w:styles>
 </file>
 
